--- a/registry/jobs/2026-09-25_004218_slotcatalog_senior-php-developer_05157206-8864-4b3a-bb38-cb8d42304ac8/application/CV_ValentinNikolaev_slotcatalog_SeniorPHPDeveloper.docx
+++ b/registry/jobs/2026-09-25_004218_slotcatalog_senior-php-developer_05157206-8864-4b3a-bb38-cb8d42304ac8/application/CV_ValentinNikolaev_slotcatalog_SeniorPHPDeveloper.docx
@@ -55,7 +55,7 @@
         </w:rPr>
         <w:t xml:space="preserve">Rome, Italy | </w:t>
       </w:r>
-      <w:hyperlink w:history="1" r:id="rIdxzc_ti5ijptltxu2ylil1">
+      <w:hyperlink w:history="1" r:id="rIdk3rpgoziani57m5hyarqu">
         <w:r>
           <w:rPr>
             <w:rFonts w:ascii="Aptos" w:cs="Aptos" w:eastAsia="Aptos" w:hAnsi="Aptos"/>
@@ -76,10 +76,30 @@
           <w:szCs w:val="24"/>
           <w:rtl w:val="false"/>
         </w:rPr>
-        <w:t xml:space="preserve"> | +39 351 370 1194
-LinkedIn: </w:t>
-      </w:r>
-      <w:hyperlink w:history="1" r:id="rIdn-rjb7wubch6rezqdfnmc">
+        <w:t xml:space="preserve"> | +39 351 370 1194</w:t>
+      </w:r>
+      <w:r>
+        <w:rPr>
+          <w:rFonts w:ascii="Aptos" w:cs="Aptos" w:eastAsia="Aptos" w:hAnsi="Aptos"/>
+          <w:color w:val="000000"/>
+          <w:sz w:val="24"/>
+          <w:szCs w:val="24"/>
+          <w:rtl w:val="false"/>
+        </w:rPr>
+        <w:t xml:space="preserve">
+</w:t>
+      </w:r>
+      <w:r>
+        <w:rPr>
+          <w:rFonts w:ascii="Aptos" w:cs="Aptos" w:eastAsia="Aptos" w:hAnsi="Aptos"/>
+          <w:color w:val="000000"/>
+          <w:sz w:val="24"/>
+          <w:szCs w:val="24"/>
+          <w:rtl w:val="false"/>
+        </w:rPr>
+        <w:t xml:space="preserve">LinkedIn: </w:t>
+      </w:r>
+      <w:hyperlink w:history="1" r:id="rIdvfddhrebzdgepfhjeex8t">
         <w:r>
           <w:rPr>
             <w:rFonts w:ascii="Aptos" w:cs="Aptos" w:eastAsia="Aptos" w:hAnsi="Aptos"/>
@@ -102,7 +122,7 @@
         </w:rPr>
         <w:t xml:space="preserve"> | GitHub: </w:t>
       </w:r>
-      <w:hyperlink w:history="1" r:id="rIdz7ikxqcug9oqr_oqpmgtg">
+      <w:hyperlink w:history="1" r:id="rIdulcak5fvbytldq8b1ovws">
         <w:r>
           <w:rPr>
             <w:rFonts w:ascii="Aptos" w:cs="Aptos" w:eastAsia="Aptos" w:hAnsi="Aptos"/>
@@ -150,12 +170,7 @@
           <w:szCs w:val="24"/>
           <w:rtl w:val="false"/>
         </w:rPr>
-        <w:t xml:space="preserve">Senior backend engineer with 15+ years of PHP production experience, most recently
-owning a mission-critical PHP event-analytics pipeline that scaled data-lake
-throughput more than 10x while keeping event delivery reliability above 99.9%. Deep
-Laravel/Symfony background across multiple production teams, with direct experience
-diagnosing production incidents, reducing database bottlenecks, and taking full
-end-to-end ownership of services from architecture through release and operation.</w:t>
+        <w:t xml:space="preserve">Senior backend engineer with 15+ years of experience across PHP and Go production systems. At CRURATED, owned a PHP event analytics platform whose DataLake throughput increased more than tenfold while event delivery reliability exceeded 99.9%. Earlier PHP work includes a Laravel/Symfony logger used across airSlate services and database load reduction during peak traffic. Brings hands-on architecture, release and operational ownership, plus experience defining a product technology roadmap with a CTO.</w:t>
       </w:r>
     </w:p>
     <w:p>
@@ -194,18 +209,17 @@
           <w:szCs w:val="24"/>
           <w:rtl w:val="false"/>
         </w:rPr>
-        <w:t xml:space="preserve">Languages &amp; Frameworks:</w:t>
-      </w:r>
-      <w:r>
-        <w:rPr>
-          <w:rFonts w:ascii="Aptos" w:cs="Aptos" w:eastAsia="Aptos" w:hAnsi="Aptos"/>
-          <w:color w:val="000000"/>
-          <w:sz w:val="24"/>
-          <w:szCs w:val="24"/>
-          <w:rtl w:val="false"/>
-        </w:rPr>
-        <w:t xml:space="preserve"> PHP 8, Laravel, Symfony
-</w:t>
+        <w:t xml:space="preserve">PHP and architecture:</w:t>
+      </w:r>
+      <w:r>
+        <w:rPr>
+          <w:rFonts w:ascii="Aptos" w:cs="Aptos" w:eastAsia="Aptos" w:hAnsi="Aptos"/>
+          <w:color w:val="000000"/>
+          <w:sz w:val="24"/>
+          <w:szCs w:val="24"/>
+          <w:rtl w:val="false"/>
+        </w:rPr>
+        <w:t xml:space="preserve"> PHP, Laravel, Symfony, REST APIs, event-driven architecture, microservices; </w:t>
       </w:r>
       <w:r>
         <w:rPr>
@@ -217,18 +231,17 @@
           <w:szCs w:val="24"/>
           <w:rtl w:val="false"/>
         </w:rPr>
-        <w:t xml:space="preserve">Data:</w:t>
-      </w:r>
-      <w:r>
-        <w:rPr>
-          <w:rFonts w:ascii="Aptos" w:cs="Aptos" w:eastAsia="Aptos" w:hAnsi="Aptos"/>
-          <w:color w:val="000000"/>
-          <w:sz w:val="24"/>
-          <w:szCs w:val="24"/>
-          <w:rtl w:val="false"/>
-        </w:rPr>
-        <w:t xml:space="preserve"> PostgreSQL, MySQL, Event-Driven Architecture
-</w:t>
+        <w:t xml:space="preserve">Data and messaging:</w:t>
+      </w:r>
+      <w:r>
+        <w:rPr>
+          <w:rFonts w:ascii="Aptos" w:cs="Aptos" w:eastAsia="Aptos" w:hAnsi="Aptos"/>
+          <w:color w:val="000000"/>
+          <w:sz w:val="24"/>
+          <w:szCs w:val="24"/>
+          <w:rtl w:val="false"/>
+        </w:rPr>
+        <w:t xml:space="preserve"> PostgreSQL, MySQL, queues, AWS EventBridge; </w:t>
       </w:r>
       <w:r>
         <w:rPr>
@@ -240,63 +253,17 @@
           <w:szCs w:val="24"/>
           <w:rtl w:val="false"/>
         </w:rPr>
-        <w:t xml:space="preserve">APIs &amp; Architecture:</w:t>
-      </w:r>
-      <w:r>
-        <w:rPr>
-          <w:rFonts w:ascii="Aptos" w:cs="Aptos" w:eastAsia="Aptos" w:hAnsi="Aptos"/>
-          <w:color w:val="000000"/>
-          <w:sz w:val="24"/>
-          <w:szCs w:val="24"/>
-          <w:rtl w:val="false"/>
-        </w:rPr>
-        <w:t xml:space="preserve"> REST APIs, Microservices
-</w:t>
-      </w:r>
-      <w:r>
-        <w:rPr>
-          <w:rFonts w:ascii="Aptos" w:cs="Aptos" w:eastAsia="Aptos" w:hAnsi="Aptos"/>
-          <w:b/>
-          <w:bCs/>
-          <w:color w:val="000000"/>
-          <w:sz w:val="24"/>
-          <w:szCs w:val="24"/>
-          <w:rtl w:val="false"/>
-        </w:rPr>
-        <w:t xml:space="preserve">Infrastructure:</w:t>
-      </w:r>
-      <w:r>
-        <w:rPr>
-          <w:rFonts w:ascii="Aptos" w:cs="Aptos" w:eastAsia="Aptos" w:hAnsi="Aptos"/>
-          <w:color w:val="000000"/>
-          <w:sz w:val="24"/>
-          <w:szCs w:val="24"/>
-          <w:rtl w:val="false"/>
-        </w:rPr>
-        <w:t xml:space="preserve"> Docker, Kubernetes, AWS, CI/CD (GitHub Actions, ArgoCD, Helm)
-</w:t>
-      </w:r>
-      <w:r>
-        <w:rPr>
-          <w:rFonts w:ascii="Aptos" w:cs="Aptos" w:eastAsia="Aptos" w:hAnsi="Aptos"/>
-          <w:b/>
-          <w:bCs/>
-          <w:color w:val="000000"/>
-          <w:sz w:val="24"/>
-          <w:szCs w:val="24"/>
-          <w:rtl w:val="false"/>
-        </w:rPr>
-        <w:t xml:space="preserve">Reliability:</w:t>
-      </w:r>
-      <w:r>
-        <w:rPr>
-          <w:rFonts w:ascii="Aptos" w:cs="Aptos" w:eastAsia="Aptos" w:hAnsi="Aptos"/>
-          <w:color w:val="000000"/>
-          <w:sz w:val="24"/>
-          <w:szCs w:val="24"/>
-          <w:rtl w:val="false"/>
-        </w:rPr>
-        <w:t xml:space="preserve"> Production Troubleshooting, SRE Monitoring</w:t>
+        <w:t xml:space="preserve">Delivery and operations:</w:t>
+      </w:r>
+      <w:r>
+        <w:rPr>
+          <w:rFonts w:ascii="Aptos" w:cs="Aptos" w:eastAsia="Aptos" w:hAnsi="Aptos"/>
+          <w:color w:val="000000"/>
+          <w:sz w:val="24"/>
+          <w:szCs w:val="24"/>
+          <w:rtl w:val="false"/>
+        </w:rPr>
+        <w:t xml:space="preserve"> Docker, Kubernetes, CI/CD, GitHub Actions, ArgoCD, Helm, production monitoring</w:t>
       </w:r>
     </w:p>
     <w:p>
@@ -325,17 +292,18 @@
         <w:pStyle w:val="Heading3"/>
         <w:bidi w:val="false"/>
         <w:spacing w:after="120" w:before="240"/>
-      </w:pPr>
-      <w:bookmarkStart w:name="_Toc_CRURATED_PHP_Software_Developer_concurre_5" w:id="1"/>
-      <w:r>
-        <w:rPr>
-          <w:rFonts w:ascii="Aptos" w:cs="Aptos" w:eastAsia="Aptos" w:hAnsi="Aptos"/>
-          <w:color w:val="000000"/>
-          <w:sz w:val="24"/>
-          <w:szCs w:val="24"/>
-          <w:rtl w:val="false"/>
-        </w:rPr>
-        <w:t xml:space="preserve">CRURATED — PHP Software Developer (concurrent part-time subcontract/consulting engagement)</w:t>
+        <w:keepNext/>
+      </w:pPr>
+      <w:bookmarkStart w:name="_Toc_Simple_App_Simplelife_Software_Developer_5" w:id="1"/>
+      <w:r>
+        <w:rPr>
+          <w:rFonts w:ascii="Aptos" w:cs="Aptos" w:eastAsia="Aptos" w:hAnsi="Aptos"/>
+          <w:color w:val="000000"/>
+          <w:sz w:val="24"/>
+          <w:szCs w:val="24"/>
+          <w:rtl w:val="false"/>
+        </w:rPr>
+        <w:t xml:space="preserve">Simple App (Simple.life) — Software Developer</w:t>
       </w:r>
       <w:bookmarkEnd w:id="1"/>
     </w:p>
@@ -344,16 +312,17 @@
         <w:bidi w:val="false"/>
         <w:spacing w:after="120" w:before="120" w:line="259.20000000000005"/>
         <w:jc w:val="left"/>
-      </w:pPr>
-      <w:r>
-        <w:rPr>
-          <w:rFonts w:ascii="Aptos" w:cs="Aptos" w:eastAsia="Aptos" w:hAnsi="Aptos"/>
-          <w:color w:val="000000"/>
-          <w:sz w:val="24"/>
-          <w:szCs w:val="24"/>
-          <w:rtl w:val="false"/>
-        </w:rPr>
-        <w:t xml:space="preserve">Aug 2024 – Jan 2026</w:t>
+        <w:keepNext/>
+      </w:pPr>
+      <w:r>
+        <w:rPr>
+          <w:rFonts w:ascii="Aptos" w:cs="Aptos" w:eastAsia="Aptos" w:hAnsi="Aptos"/>
+          <w:color w:val="000000"/>
+          <w:sz w:val="24"/>
+          <w:szCs w:val="24"/>
+          <w:rtl w:val="false"/>
+        </w:rPr>
+        <w:t xml:space="preserve">November 2023 – 2026</w:t>
       </w:r>
     </w:p>
     <w:p>
@@ -374,8 +343,7 @@
           <w:szCs w:val="24"/>
           <w:rtl w:val="false"/>
         </w:rPr>
-        <w:t xml:space="preserve">Architected a scalable, event-driven system using queues and EventBridge, increasing
-data-lake throughput by more than 10x.</w:t>
+        <w:t xml:space="preserve">Architected and released an outbound telephony backend on Amazon Connect after security sign-off, using agent federation to avoid individual AWS accounts while keeping customer phone numbers masked and out of logs.</w:t>
       </w:r>
     </w:p>
     <w:p>
@@ -396,8 +364,7 @@
           <w:szCs w:val="24"/>
           <w:rtl w:val="false"/>
         </w:rPr>
-        <w:t xml:space="preserve">Defined a versioned event schema to enforce consistency across teams and accelerate
-integration of new event types.</w:t>
+        <w:t xml:space="preserve">Built a multi-tenant Go helpdesk gateway with vendor-neutral events and Intercom/Zendesk adapters, enabling the first B2B demo of the support AI product.</w:t>
       </w:r>
     </w:p>
     <w:p>
@@ -418,8 +385,7 @@
           <w:szCs w:val="24"/>
           <w:rtl w:val="false"/>
         </w:rPr>
-        <w:t xml:space="preserve">Took full technical ownership of the DataLake and event-analytics platform in
-production.</w:t>
+        <w:t xml:space="preserve">Consolidated three Snowflake-to-Intercom pipelines into one engine, reducing code from 1,670 to 800 lines, testing all three processes and removing a 100-item-per-day cap.</w:t>
       </w:r>
     </w:p>
     <w:p>
@@ -440,8 +406,7 @@
           <w:szCs w:val="24"/>
           <w:rtl w:val="false"/>
         </w:rPr>
-        <w:t xml:space="preserve">Took full technical ownership of the Crutrade integration in production, including
-authentication/OTP, account linking, and collection import/export.</w:t>
+        <w:t xml:space="preserve">Resolved recurring fatal cron runs under Intercom API degradation by introducing partial-success handling and sharded cursor searches for a backlog of about 7,000 tickets.</w:t>
       </w:r>
     </w:p>
     <w:p>
@@ -462,8 +427,75 @@
           <w:szCs w:val="24"/>
           <w:rtl w:val="false"/>
         </w:rPr>
-        <w:t xml:space="preserve">Reduced new analytics-stream setup time from several days to under 4 hours through
-modular design.</w:t>
+        <w:t xml:space="preserve">Automated GDPR data exports across seven sources through a self-service admin workflow, replacing manual coordination for request creation and status tracking.</w:t>
+      </w:r>
+    </w:p>
+    <w:p>
+      <w:pPr>
+        <w:bidi w:val="false"/>
+        <w:spacing w:after="120" w:before="120" w:line="259.20000000000005"/>
+        <w:jc w:val="left"/>
+      </w:pPr>
+      <w:r>
+        <w:rPr>
+          <w:rFonts w:ascii="Aptos" w:cs="Aptos" w:eastAsia="Aptos" w:hAnsi="Aptos"/>
+          <w:b/>
+          <w:bCs/>
+          <w:color w:val="000000"/>
+          <w:sz w:val="24"/>
+          <w:szCs w:val="24"/>
+          <w:rtl w:val="false"/>
+        </w:rPr>
+        <w:t xml:space="preserve">Technologies:</w:t>
+      </w:r>
+      <w:r>
+        <w:rPr>
+          <w:rFonts w:ascii="Aptos" w:cs="Aptos" w:eastAsia="Aptos" w:hAnsi="Aptos"/>
+          <w:color w:val="000000"/>
+          <w:sz w:val="24"/>
+          <w:szCs w:val="24"/>
+          <w:rtl w:val="false"/>
+        </w:rPr>
+        <w:t xml:space="preserve"> Go, PHP, PostgreSQL, AWS, Kubernetes, Snowflake, Intercom, Zendesk</w:t>
+      </w:r>
+    </w:p>
+    <w:p>
+      <w:pPr>
+        <w:pStyle w:val="3"/>
+        <w:pStyle w:val="Heading3"/>
+        <w:bidi w:val="false"/>
+        <w:spacing w:after="120" w:before="240"/>
+        <w:keepNext/>
+      </w:pPr>
+      <w:bookmarkStart w:name="_Toc_CRURATED_PHP_Software_Developer_concurre_6" w:id="1"/>
+      <w:r>
+        <w:rPr>
+          <w:rFonts w:ascii="Aptos" w:cs="Aptos" w:eastAsia="Aptos" w:hAnsi="Aptos"/>
+          <w:color w:val="000000"/>
+          <w:sz w:val="24"/>
+          <w:szCs w:val="24"/>
+          <w:rtl w:val="false"/>
+        </w:rPr>
+        <w:t xml:space="preserve">CRURATED — PHP Software Developer (concurrent part-time subcontract)</w:t>
+      </w:r>
+      <w:bookmarkEnd w:id="1"/>
+    </w:p>
+    <w:p>
+      <w:pPr>
+        <w:bidi w:val="false"/>
+        <w:spacing w:after="120" w:before="120" w:line="259.20000000000005"/>
+        <w:jc w:val="left"/>
+        <w:keepNext/>
+      </w:pPr>
+      <w:r>
+        <w:rPr>
+          <w:rFonts w:ascii="Aptos" w:cs="Aptos" w:eastAsia="Aptos" w:hAnsi="Aptos"/>
+          <w:color w:val="000000"/>
+          <w:sz w:val="24"/>
+          <w:szCs w:val="24"/>
+          <w:rtl w:val="false"/>
+        </w:rPr>
+        <w:t xml:space="preserve">August 2024 – January 2026</w:t>
       </w:r>
     </w:p>
     <w:p>
@@ -484,74 +516,7 @@
           <w:szCs w:val="24"/>
           <w:rtl w:val="false"/>
         </w:rPr>
-        <w:t xml:space="preserve">Maintained event delivery reliability above 99.9% through fault-tolerant pipelines
-with automatic retries and observability.</w:t>
-      </w:r>
-    </w:p>
-    <w:p>
-      <w:pPr>
-        <w:bidi w:val="false"/>
-        <w:spacing w:after="120" w:before="120" w:line="259.20000000000005"/>
-        <w:jc w:val="left"/>
-      </w:pPr>
-      <w:r>
-        <w:rPr>
-          <w:rFonts w:ascii="Aptos" w:cs="Aptos" w:eastAsia="Aptos" w:hAnsi="Aptos"/>
-          <w:b/>
-          <w:bCs/>
-          <w:color w:val="000000"/>
-          <w:sz w:val="24"/>
-          <w:szCs w:val="24"/>
-          <w:rtl w:val="false"/>
-        </w:rPr>
-        <w:t xml:space="preserve">Technologies:</w:t>
-      </w:r>
-      <w:r>
-        <w:rPr>
-          <w:rFonts w:ascii="Aptos" w:cs="Aptos" w:eastAsia="Aptos" w:hAnsi="Aptos"/>
-          <w:color w:val="000000"/>
-          <w:sz w:val="24"/>
-          <w:szCs w:val="24"/>
-          <w:rtl w:val="false"/>
-        </w:rPr>
-        <w:t xml:space="preserve"> PHP, EventBridge, Event-Driven Architecture, Queues, REST APIs</w:t>
-      </w:r>
-    </w:p>
-    <w:p>
-      <w:pPr>
-        <w:pStyle w:val="3"/>
-        <w:pStyle w:val="Heading3"/>
-        <w:bidi w:val="false"/>
-        <w:spacing w:after="120" w:before="240"/>
-      </w:pPr>
-      <w:bookmarkStart w:name="_Toc_Simple_App_Simplelife_Software_Developer_6" w:id="1"/>
-      <w:r>
-        <w:rPr>
-          <w:rFonts w:ascii="Aptos" w:cs="Aptos" w:eastAsia="Aptos" w:hAnsi="Aptos"/>
-          <w:color w:val="000000"/>
-          <w:sz w:val="24"/>
-          <w:szCs w:val="24"/>
-          <w:rtl w:val="false"/>
-        </w:rPr>
-        <w:t xml:space="preserve">Simple App (Simple.life) — Software Developer</w:t>
-      </w:r>
-      <w:bookmarkEnd w:id="1"/>
-    </w:p>
-    <w:p>
-      <w:pPr>
-        <w:bidi w:val="false"/>
-        <w:spacing w:after="120" w:before="120" w:line="259.20000000000005"/>
-        <w:jc w:val="left"/>
-      </w:pPr>
-      <w:r>
-        <w:rPr>
-          <w:rFonts w:ascii="Aptos" w:cs="Aptos" w:eastAsia="Aptos" w:hAnsi="Aptos"/>
-          <w:color w:val="000000"/>
-          <w:sz w:val="24"/>
-          <w:szCs w:val="24"/>
-          <w:rtl w:val="false"/>
-        </w:rPr>
-        <w:t xml:space="preserve">Nov 2023 – Jul 2026</w:t>
+        <w:t xml:space="preserve">Architected an event-driven analytics pipeline with queues and AWS EventBridge; DataLake throughput increased by more than 10x under full technical ownership.</w:t>
       </w:r>
     </w:p>
     <w:p>
@@ -572,8 +537,7 @@
           <w:szCs w:val="24"/>
           <w:rtl w:val="false"/>
         </w:rPr>
-        <w:t xml:space="preserve">Engineered a unified API orchestration layer to streamline ticket routing,
-classification, and lifecycle tracking on a self-owned backend platform.</w:t>
+        <w:t xml:space="preserve">Kept event delivery reliability above 99.9% through retry and observability work on the production analytics pipeline.</w:t>
       </w:r>
     </w:p>
     <w:p>
@@ -594,74 +558,7 @@
           <w:szCs w:val="24"/>
           <w:rtl w:val="false"/>
         </w:rPr>
-        <w:t xml:space="preserve">Personally owned platform operation at a scale of at least 20,000 tickets in an
-ordinary month, growing to as much as three times that level during peak season.</w:t>
-      </w:r>
-    </w:p>
-    <w:p>
-      <w:pPr>
-        <w:bidi w:val="false"/>
-        <w:spacing w:after="120" w:before="120" w:line="259.20000000000005"/>
-        <w:jc w:val="left"/>
-      </w:pPr>
-      <w:r>
-        <w:rPr>
-          <w:rFonts w:ascii="Aptos" w:cs="Aptos" w:eastAsia="Aptos" w:hAnsi="Aptos"/>
-          <w:b/>
-          <w:bCs/>
-          <w:color w:val="000000"/>
-          <w:sz w:val="24"/>
-          <w:szCs w:val="24"/>
-          <w:rtl w:val="false"/>
-        </w:rPr>
-        <w:t xml:space="preserve">Technologies:</w:t>
-      </w:r>
-      <w:r>
-        <w:rPr>
-          <w:rFonts w:ascii="Aptos" w:cs="Aptos" w:eastAsia="Aptos" w:hAnsi="Aptos"/>
-          <w:color w:val="000000"/>
-          <w:sz w:val="24"/>
-          <w:szCs w:val="24"/>
-          <w:rtl w:val="false"/>
-        </w:rPr>
-        <w:t xml:space="preserve"> Go, REST APIs, Zendesk, Intercom</w:t>
-      </w:r>
-    </w:p>
-    <w:p>
-      <w:pPr>
-        <w:pStyle w:val="3"/>
-        <w:pStyle w:val="Heading3"/>
-        <w:bidi w:val="false"/>
-        <w:spacing w:after="120" w:before="240"/>
-      </w:pPr>
-      <w:bookmarkStart w:name="_Toc_airSlate_Senior_Software_Developer_7" w:id="1"/>
-      <w:r>
-        <w:rPr>
-          <w:rFonts w:ascii="Aptos" w:cs="Aptos" w:eastAsia="Aptos" w:hAnsi="Aptos"/>
-          <w:color w:val="000000"/>
-          <w:sz w:val="24"/>
-          <w:szCs w:val="24"/>
-          <w:rtl w:val="false"/>
-        </w:rPr>
-        <w:t xml:space="preserve">airSlate — Senior Software Developer</w:t>
-      </w:r>
-      <w:bookmarkEnd w:id="1"/>
-    </w:p>
-    <w:p>
-      <w:pPr>
-        <w:bidi w:val="false"/>
-        <w:spacing w:after="120" w:before="120" w:line="259.20000000000005"/>
-        <w:jc w:val="left"/>
-      </w:pPr>
-      <w:r>
-        <w:rPr>
-          <w:rFonts w:ascii="Aptos" w:cs="Aptos" w:eastAsia="Aptos" w:hAnsi="Aptos"/>
-          <w:color w:val="000000"/>
-          <w:sz w:val="24"/>
-          <w:szCs w:val="24"/>
-          <w:rtl w:val="false"/>
-        </w:rPr>
-        <w:t xml:space="preserve">Feb 2021 – Aug 2023</w:t>
+        <w:t xml:space="preserve">Designed versioned event schemas and owned parallel event-version publication in production, allowing analytics consumers to move between schemas without blocking new events.</w:t>
       </w:r>
     </w:p>
     <w:p>
@@ -682,8 +579,7 @@
           <w:szCs w:val="24"/>
           <w:rtl w:val="false"/>
         </w:rPr>
-        <w:t xml:space="preserve">Developed a Laravel/Symfony-based product-wide logger package adhering to the
-interservice communication standard.</w:t>
+        <w:t xml:space="preserve">Owned the production Crutrade integration, including authentication and OTP, account linking, collection exchange and purchase-ownership verification.</w:t>
       </w:r>
     </w:p>
     <w:p>
@@ -704,8 +600,75 @@
           <w:szCs w:val="24"/>
           <w:rtl w:val="false"/>
         </w:rPr>
-        <w:t xml:space="preserve">Reduced peak load on the main database by removing bottlenecks and redistributing
-workload, improving stability during high-traffic periods.</w:t>
+        <w:t xml:space="preserve">Reduced setup time for new analytics streams from several days to under four hours through modular design.</w:t>
+      </w:r>
+    </w:p>
+    <w:p>
+      <w:pPr>
+        <w:bidi w:val="false"/>
+        <w:spacing w:after="120" w:before="120" w:line="259.20000000000005"/>
+        <w:jc w:val="left"/>
+      </w:pPr>
+      <w:r>
+        <w:rPr>
+          <w:rFonts w:ascii="Aptos" w:cs="Aptos" w:eastAsia="Aptos" w:hAnsi="Aptos"/>
+          <w:b/>
+          <w:bCs/>
+          <w:color w:val="000000"/>
+          <w:sz w:val="24"/>
+          <w:szCs w:val="24"/>
+          <w:rtl w:val="false"/>
+        </w:rPr>
+        <w:t xml:space="preserve">Technologies:</w:t>
+      </w:r>
+      <w:r>
+        <w:rPr>
+          <w:rFonts w:ascii="Aptos" w:cs="Aptos" w:eastAsia="Aptos" w:hAnsi="Aptos"/>
+          <w:color w:val="000000"/>
+          <w:sz w:val="24"/>
+          <w:szCs w:val="24"/>
+          <w:rtl w:val="false"/>
+        </w:rPr>
+        <w:t xml:space="preserve"> PHP, Laravel, AWS EventBridge, queues, REST APIs</w:t>
+      </w:r>
+    </w:p>
+    <w:p>
+      <w:pPr>
+        <w:pStyle w:val="3"/>
+        <w:pStyle w:val="Heading3"/>
+        <w:bidi w:val="false"/>
+        <w:spacing w:after="120" w:before="240"/>
+        <w:keepNext/>
+      </w:pPr>
+      <w:bookmarkStart w:name="_Toc_airSlate_Senior_Software_Developer_7" w:id="1"/>
+      <w:r>
+        <w:rPr>
+          <w:rFonts w:ascii="Aptos" w:cs="Aptos" w:eastAsia="Aptos" w:hAnsi="Aptos"/>
+          <w:color w:val="000000"/>
+          <w:sz w:val="24"/>
+          <w:szCs w:val="24"/>
+          <w:rtl w:val="false"/>
+        </w:rPr>
+        <w:t xml:space="preserve">airSlate — Senior Software Developer</w:t>
+      </w:r>
+      <w:bookmarkEnd w:id="1"/>
+    </w:p>
+    <w:p>
+      <w:pPr>
+        <w:bidi w:val="false"/>
+        <w:spacing w:after="120" w:before="120" w:line="259.20000000000005"/>
+        <w:jc w:val="left"/>
+        <w:keepNext/>
+      </w:pPr>
+      <w:r>
+        <w:rPr>
+          <w:rFonts w:ascii="Aptos" w:cs="Aptos" w:eastAsia="Aptos" w:hAnsi="Aptos"/>
+          <w:color w:val="000000"/>
+          <w:sz w:val="24"/>
+          <w:szCs w:val="24"/>
+          <w:rtl w:val="false"/>
+        </w:rPr>
+        <w:t xml:space="preserve">February 2021 – August 2023</w:t>
       </w:r>
     </w:p>
     <w:p>
@@ -726,74 +689,7 @@
           <w:szCs w:val="24"/>
           <w:rtl w:val="false"/>
         </w:rPr>
-        <w:t xml:space="preserve">Troubleshot production issues using logs, monitoring, and SRE dashboards, delivering
-fixes and operational improvements.</w:t>
-      </w:r>
-    </w:p>
-    <w:p>
-      <w:pPr>
-        <w:bidi w:val="false"/>
-        <w:spacing w:after="120" w:before="120" w:line="259.20000000000005"/>
-        <w:jc w:val="left"/>
-      </w:pPr>
-      <w:r>
-        <w:rPr>
-          <w:rFonts w:ascii="Aptos" w:cs="Aptos" w:eastAsia="Aptos" w:hAnsi="Aptos"/>
-          <w:b/>
-          <w:bCs/>
-          <w:color w:val="000000"/>
-          <w:sz w:val="24"/>
-          <w:szCs w:val="24"/>
-          <w:rtl w:val="false"/>
-        </w:rPr>
-        <w:t xml:space="preserve">Technologies:</w:t>
-      </w:r>
-      <w:r>
-        <w:rPr>
-          <w:rFonts w:ascii="Aptos" w:cs="Aptos" w:eastAsia="Aptos" w:hAnsi="Aptos"/>
-          <w:color w:val="000000"/>
-          <w:sz w:val="24"/>
-          <w:szCs w:val="24"/>
-          <w:rtl w:val="false"/>
-        </w:rPr>
-        <w:t xml:space="preserve"> PHP, Laravel, Symfony, MySQL, SRE Monitoring</w:t>
-      </w:r>
-    </w:p>
-    <w:p>
-      <w:pPr>
-        <w:pStyle w:val="3"/>
-        <w:pStyle w:val="Heading3"/>
-        <w:bidi w:val="false"/>
-        <w:spacing w:after="120" w:before="240"/>
-      </w:pPr>
-      <w:bookmarkStart w:name="_Toc_Hyprr_Technical_Lead_8" w:id="1"/>
-      <w:r>
-        <w:rPr>
-          <w:rFonts w:ascii="Aptos" w:cs="Aptos" w:eastAsia="Aptos" w:hAnsi="Aptos"/>
-          <w:color w:val="000000"/>
-          <w:sz w:val="24"/>
-          <w:szCs w:val="24"/>
-          <w:rtl w:val="false"/>
-        </w:rPr>
-        <w:t xml:space="preserve">Hyprr — Technical Lead</w:t>
-      </w:r>
-      <w:bookmarkEnd w:id="1"/>
-    </w:p>
-    <w:p>
-      <w:pPr>
-        <w:bidi w:val="false"/>
-        <w:spacing w:after="120" w:before="120" w:line="259.20000000000005"/>
-        <w:jc w:val="left"/>
-      </w:pPr>
-      <w:r>
-        <w:rPr>
-          <w:rFonts w:ascii="Aptos" w:cs="Aptos" w:eastAsia="Aptos" w:hAnsi="Aptos"/>
-          <w:color w:val="000000"/>
-          <w:sz w:val="24"/>
-          <w:szCs w:val="24"/>
-          <w:rtl w:val="false"/>
-        </w:rPr>
-        <w:t xml:space="preserve">Nov 2019 – Jan 2021</w:t>
+        <w:t xml:space="preserve">Reduced peak load on the main database by finding bottlenecks and redistributing workload, improving stability during high-traffic periods.</w:t>
       </w:r>
     </w:p>
     <w:p>
@@ -814,75 +710,7 @@
           <w:szCs w:val="24"/>
           <w:rtl w:val="false"/>
         </w:rPr>
-        <w:t xml:space="preserve">Defined the technology roadmap directly with the CTO, establishing the core PHP, Go,
-AWS, and Kubernetes stack and bringing the product from prototype to closed beta in
-under 6 months.</w:t>
-      </w:r>
-    </w:p>
-    <w:p>
-      <w:pPr>
-        <w:bidi w:val="false"/>
-        <w:spacing w:after="120" w:before="120" w:line="259.20000000000005"/>
-        <w:jc w:val="left"/>
-      </w:pPr>
-      <w:r>
-        <w:rPr>
-          <w:rFonts w:ascii="Aptos" w:cs="Aptos" w:eastAsia="Aptos" w:hAnsi="Aptos"/>
-          <w:b/>
-          <w:bCs/>
-          <w:color w:val="000000"/>
-          <w:sz w:val="24"/>
-          <w:szCs w:val="24"/>
-          <w:rtl w:val="false"/>
-        </w:rPr>
-        <w:t xml:space="preserve">Technologies:</w:t>
-      </w:r>
-      <w:r>
-        <w:rPr>
-          <w:rFonts w:ascii="Aptos" w:cs="Aptos" w:eastAsia="Aptos" w:hAnsi="Aptos"/>
-          <w:color w:val="000000"/>
-          <w:sz w:val="24"/>
-          <w:szCs w:val="24"/>
-          <w:rtl w:val="false"/>
-        </w:rPr>
-        <w:t xml:space="preserve"> PHP, Go, Laravel, AWS, Kubernetes</w:t>
-      </w:r>
-    </w:p>
-    <w:p>
-      <w:pPr>
-        <w:pStyle w:val="3"/>
-        <w:pStyle w:val="Heading3"/>
-        <w:bidi w:val="false"/>
-        <w:spacing w:after="120" w:before="240"/>
-      </w:pPr>
-      <w:bookmarkStart w:name="_Toc_PDFfiller_Software_Developer_9" w:id="1"/>
-      <w:r>
-        <w:rPr>
-          <w:rFonts w:ascii="Aptos" w:cs="Aptos" w:eastAsia="Aptos" w:hAnsi="Aptos"/>
-          <w:color w:val="000000"/>
-          <w:sz w:val="24"/>
-          <w:szCs w:val="24"/>
-          <w:rtl w:val="false"/>
-        </w:rPr>
-        <w:t xml:space="preserve">PDFfiller — Software Developer</w:t>
-      </w:r>
-      <w:bookmarkEnd w:id="1"/>
-    </w:p>
-    <w:p>
-      <w:pPr>
-        <w:bidi w:val="false"/>
-        <w:spacing w:after="120" w:before="120" w:line="259.20000000000005"/>
-        <w:jc w:val="left"/>
-      </w:pPr>
-      <w:r>
-        <w:rPr>
-          <w:rFonts w:ascii="Aptos" w:cs="Aptos" w:eastAsia="Aptos" w:hAnsi="Aptos"/>
-          <w:color w:val="000000"/>
-          <w:sz w:val="24"/>
-          <w:szCs w:val="24"/>
-          <w:rtl w:val="false"/>
-        </w:rPr>
-        <w:t xml:space="preserve">Oct 2016 – Dec 2018</w:t>
+        <w:t xml:space="preserve">Built a Laravel/Symfony logger package used across services and aligned it with the interservice communication standard.</w:t>
       </w:r>
     </w:p>
     <w:p>
@@ -903,7 +731,7 @@
           <w:szCs w:val="24"/>
           <w:rtl w:val="false"/>
         </w:rPr>
-        <w:t xml:space="preserve">Led a team of 5 backend engineers developing a transactional email service.</w:t>
+        <w:t xml:space="preserve">Diagnosed production issues with logs, monitoring and SRE dashboards, then delivered fixes and operational improvements.</w:t>
       </w:r>
     </w:p>
     <w:p>
@@ -932,7 +760,117 @@
           <w:szCs w:val="24"/>
           <w:rtl w:val="false"/>
         </w:rPr>
-        <w:t xml:space="preserve"> PHP, Email Infrastructure, Team Leadership</w:t>
+        <w:t xml:space="preserve"> PHP, Laravel, Symfony, MySQL, monitoring</w:t>
+      </w:r>
+    </w:p>
+    <w:p>
+      <w:pPr>
+        <w:pStyle w:val="3"/>
+        <w:pStyle w:val="Heading3"/>
+        <w:bidi w:val="false"/>
+        <w:spacing w:after="120" w:before="240"/>
+        <w:keepNext/>
+      </w:pPr>
+      <w:bookmarkStart w:name="_Toc_Hyprr_Technical_Lead_8" w:id="1"/>
+      <w:r>
+        <w:rPr>
+          <w:rFonts w:ascii="Aptos" w:cs="Aptos" w:eastAsia="Aptos" w:hAnsi="Aptos"/>
+          <w:color w:val="000000"/>
+          <w:sz w:val="24"/>
+          <w:szCs w:val="24"/>
+          <w:rtl w:val="false"/>
+        </w:rPr>
+        <w:t xml:space="preserve">Hyprr — Technical Lead</w:t>
+      </w:r>
+      <w:bookmarkEnd w:id="1"/>
+    </w:p>
+    <w:p>
+      <w:pPr>
+        <w:bidi w:val="false"/>
+        <w:spacing w:after="120" w:before="120" w:line="259.20000000000005"/>
+        <w:jc w:val="left"/>
+        <w:keepNext/>
+      </w:pPr>
+      <w:r>
+        <w:rPr>
+          <w:rFonts w:ascii="Aptos" w:cs="Aptos" w:eastAsia="Aptos" w:hAnsi="Aptos"/>
+          <w:color w:val="000000"/>
+          <w:sz w:val="24"/>
+          <w:szCs w:val="24"/>
+          <w:rtl w:val="false"/>
+        </w:rPr>
+        <w:t xml:space="preserve">November 2019 – January 2021</w:t>
+      </w:r>
+    </w:p>
+    <w:p>
+      <w:pPr>
+        <w:pStyle w:val="ListParagraph"/>
+        <w:numPr>
+          <w:ilvl w:val="0"/>
+          <w:numId w:val="1"/>
+        </w:numPr>
+        <w:bidi w:val="false"/>
+        <w:spacing w:after="60" w:before="60"/>
+      </w:pPr>
+      <w:r>
+        <w:rPr>
+          <w:rFonts w:ascii="Aptos" w:cs="Aptos" w:eastAsia="Aptos" w:hAnsi="Aptos"/>
+          <w:color w:val="000000"/>
+          <w:sz w:val="24"/>
+          <w:szCs w:val="24"/>
+          <w:rtl w:val="false"/>
+        </w:rPr>
+        <w:t xml:space="preserve">Defined the technology roadmap with the CTO and established the PHP, Go, AWS and Kubernetes stack for product delivery.</w:t>
+      </w:r>
+    </w:p>
+    <w:p>
+      <w:pPr>
+        <w:pStyle w:val="ListParagraph"/>
+        <w:numPr>
+          <w:ilvl w:val="0"/>
+          <w:numId w:val="1"/>
+        </w:numPr>
+        <w:bidi w:val="false"/>
+        <w:spacing w:after="60" w:before="60"/>
+      </w:pPr>
+      <w:r>
+        <w:rPr>
+          <w:rFonts w:ascii="Aptos" w:cs="Aptos" w:eastAsia="Aptos" w:hAnsi="Aptos"/>
+          <w:color w:val="000000"/>
+          <w:sz w:val="24"/>
+          <w:szCs w:val="24"/>
+          <w:rtl w:val="false"/>
+        </w:rPr>
+        <w:t xml:space="preserve">Led backend development on Ethereum-based digital asset components as the platform advanced from prototype to closed beta in under six months.</w:t>
+      </w:r>
+    </w:p>
+    <w:p>
+      <w:pPr>
+        <w:bidi w:val="false"/>
+        <w:spacing w:after="120" w:before="120" w:line="259.20000000000005"/>
+        <w:jc w:val="left"/>
+      </w:pPr>
+      <w:r>
+        <w:rPr>
+          <w:rFonts w:ascii="Aptos" w:cs="Aptos" w:eastAsia="Aptos" w:hAnsi="Aptos"/>
+          <w:b/>
+          <w:bCs/>
+          <w:color w:val="000000"/>
+          <w:sz w:val="24"/>
+          <w:szCs w:val="24"/>
+          <w:rtl w:val="false"/>
+        </w:rPr>
+        <w:t xml:space="preserve">Technologies:</w:t>
+      </w:r>
+      <w:r>
+        <w:rPr>
+          <w:rFonts w:ascii="Aptos" w:cs="Aptos" w:eastAsia="Aptos" w:hAnsi="Aptos"/>
+          <w:color w:val="000000"/>
+          <w:sz w:val="24"/>
+          <w:szCs w:val="24"/>
+          <w:rtl w:val="false"/>
+        </w:rPr>
+        <w:t xml:space="preserve"> PHP, Go, Laravel, AWS, Kubernetes</w:t>
       </w:r>
     </w:p>
     <w:p>
@@ -942,7 +880,7 @@
         <w:bidi w:val="false"/>
         <w:spacing w:after="120" w:before="240"/>
       </w:pPr>
-      <w:bookmarkStart w:name="_Toc_Education_10" w:id="1"/>
+      <w:bookmarkStart w:name="_Toc_Education_9" w:id="1"/>
       <w:r>
         <w:rPr>
           <w:rFonts w:ascii="Aptos" w:cs="Aptos" w:eastAsia="Aptos" w:hAnsi="Aptos"/>
@@ -979,7 +917,7 @@
         <w:bidi w:val="false"/>
         <w:spacing w:after="120" w:before="240"/>
       </w:pPr>
-      <w:bookmarkStart w:name="_Toc_Languages_11" w:id="1"/>
+      <w:bookmarkStart w:name="_Toc_Languages_10" w:id="1"/>
       <w:r>
         <w:rPr>
           <w:rFonts w:ascii="Aptos" w:cs="Aptos" w:eastAsia="Aptos" w:hAnsi="Aptos"/>

--- a/registry/jobs/2026-09-25_004218_slotcatalog_senior-php-developer_05157206-8864-4b3a-bb38-cb8d42304ac8/application/CV_ValentinNikolaev_slotcatalog_SeniorPHPDeveloper.docx
+++ b/registry/jobs/2026-09-25_004218_slotcatalog_senior-php-developer_05157206-8864-4b3a-bb38-cb8d42304ac8/application/CV_ValentinNikolaev_slotcatalog_SeniorPHPDeveloper.docx
@@ -36,7 +36,7 @@
           <w:szCs w:val="24"/>
           <w:rtl w:val="false"/>
         </w:rPr>
-        <w:t xml:space="preserve">Senior PHP Developer</w:t>
+        <w:t xml:space="preserve">Senior PHP Developer | Event-Driven Systems and Production Delivery</w:t>
       </w:r>
     </w:p>
     <w:p>
@@ -55,7 +55,7 @@
         </w:rPr>
         <w:t xml:space="preserve">Rome, Italy | </w:t>
       </w:r>
-      <w:hyperlink w:history="1" r:id="rIdk3rpgoziani57m5hyarqu">
+      <w:hyperlink w:history="1" r:id="rId3cetuwykf6c-dq3mkc_2a">
         <w:r>
           <w:rPr>
             <w:rFonts w:ascii="Aptos" w:cs="Aptos" w:eastAsia="Aptos" w:hAnsi="Aptos"/>
@@ -99,7 +99,7 @@
         </w:rPr>
         <w:t xml:space="preserve">LinkedIn: </w:t>
       </w:r>
-      <w:hyperlink w:history="1" r:id="rIdvfddhrebzdgepfhjeex8t">
+      <w:hyperlink w:history="1" r:id="rId8v7rouhuua7u4zpqpke7f">
         <w:r>
           <w:rPr>
             <w:rFonts w:ascii="Aptos" w:cs="Aptos" w:eastAsia="Aptos" w:hAnsi="Aptos"/>
@@ -122,7 +122,7 @@
         </w:rPr>
         <w:t xml:space="preserve"> | GitHub: </w:t>
       </w:r>
-      <w:hyperlink w:history="1" r:id="rIdulcak5fvbytldq8b1ovws">
+      <w:hyperlink w:history="1" r:id="rIdfwtj1zmjkdvaauyi5ypea">
         <w:r>
           <w:rPr>
             <w:rFonts w:ascii="Aptos" w:cs="Aptos" w:eastAsia="Aptos" w:hAnsi="Aptos"/>
@@ -170,7 +170,7 @@
           <w:szCs w:val="24"/>
           <w:rtl w:val="false"/>
         </w:rPr>
-        <w:t xml:space="preserve">Senior backend engineer with 15+ years of experience across PHP and Go production systems. At CRURATED, owned a PHP event analytics platform whose DataLake throughput increased more than tenfold while event delivery reliability exceeded 99.9%. Earlier PHP work includes a Laravel/Symfony logger used across airSlate services and database load reduction during peak traffic. Brings hands-on architecture, release and operational ownership, plus experience defining a product technology roadmap with a CTO.</w:t>
+        <w:t xml:space="preserve">Senior backend developer with 15+ years across PHP and Go systems. I build and operate event-driven data services, integrations and production tooling, with recent PHP ownership of analytics architecture, event delivery and partner authentication flows. My work combines deliberate API and schema design with measurable operational results: reliable event delivery, faster onboarding of new streams and database stability under load.</w:t>
       </w:r>
     </w:p>
     <w:p>
@@ -209,17 +209,28 @@
           <w:szCs w:val="24"/>
           <w:rtl w:val="false"/>
         </w:rPr>
-        <w:t xml:space="preserve">PHP and architecture:</w:t>
-      </w:r>
-      <w:r>
-        <w:rPr>
-          <w:rFonts w:ascii="Aptos" w:cs="Aptos" w:eastAsia="Aptos" w:hAnsi="Aptos"/>
-          <w:color w:val="000000"/>
-          <w:sz w:val="24"/>
-          <w:szCs w:val="24"/>
-          <w:rtl w:val="false"/>
-        </w:rPr>
-        <w:t xml:space="preserve"> PHP, Laravel, Symfony, REST APIs, event-driven architecture, microservices; </w:t>
+        <w:t xml:space="preserve">Languages and frameworks:</w:t>
+      </w:r>
+      <w:r>
+        <w:rPr>
+          <w:rFonts w:ascii="Aptos" w:cs="Aptos" w:eastAsia="Aptos" w:hAnsi="Aptos"/>
+          <w:color w:val="000000"/>
+          <w:sz w:val="24"/>
+          <w:szCs w:val="24"/>
+          <w:rtl w:val="false"/>
+        </w:rPr>
+        <w:t xml:space="preserve"> PHP, Laravel, Symfony, Go.</w:t>
+      </w:r>
+      <w:r>
+        <w:rPr>
+          <w:rFonts w:ascii="Aptos" w:cs="Aptos" w:eastAsia="Aptos" w:hAnsi="Aptos"/>
+          <w:color w:val="000000"/>
+          <w:sz w:val="24"/>
+          <w:szCs w:val="24"/>
+          <w:rtl w:val="false"/>
+        </w:rPr>
+        <w:t xml:space="preserve">
+</w:t>
       </w:r>
       <w:r>
         <w:rPr>
@@ -231,17 +242,28 @@
           <w:szCs w:val="24"/>
           <w:rtl w:val="false"/>
         </w:rPr>
-        <w:t xml:space="preserve">Data and messaging:</w:t>
-      </w:r>
-      <w:r>
-        <w:rPr>
-          <w:rFonts w:ascii="Aptos" w:cs="Aptos" w:eastAsia="Aptos" w:hAnsi="Aptos"/>
-          <w:color w:val="000000"/>
-          <w:sz w:val="24"/>
-          <w:szCs w:val="24"/>
-          <w:rtl w:val="false"/>
-        </w:rPr>
-        <w:t xml:space="preserve"> PostgreSQL, MySQL, queues, AWS EventBridge; </w:t>
+        <w:t xml:space="preserve">Data and integration:</w:t>
+      </w:r>
+      <w:r>
+        <w:rPr>
+          <w:rFonts w:ascii="Aptos" w:cs="Aptos" w:eastAsia="Aptos" w:hAnsi="Aptos"/>
+          <w:color w:val="000000"/>
+          <w:sz w:val="24"/>
+          <w:szCs w:val="24"/>
+          <w:rtl w:val="false"/>
+        </w:rPr>
+        <w:t xml:space="preserve"> MySQL, PostgreSQL, REST APIs, AWS EventBridge, queues, event-driven architecture, versioned schemas.</w:t>
+      </w:r>
+      <w:r>
+        <w:rPr>
+          <w:rFonts w:ascii="Aptos" w:cs="Aptos" w:eastAsia="Aptos" w:hAnsi="Aptos"/>
+          <w:color w:val="000000"/>
+          <w:sz w:val="24"/>
+          <w:szCs w:val="24"/>
+          <w:rtl w:val="false"/>
+        </w:rPr>
+        <w:t xml:space="preserve">
+</w:t>
       </w:r>
       <w:r>
         <w:rPr>
@@ -263,7 +285,7 @@
           <w:szCs w:val="24"/>
           <w:rtl w:val="false"/>
         </w:rPr>
-        <w:t xml:space="preserve"> Docker, Kubernetes, CI/CD, GitHub Actions, ArgoCD, Helm, production monitoring</w:t>
+        <w:t xml:space="preserve"> AWS, Kubernetes, CI/CD, monitoring, production troubleshooting, Amazon Connect.</w:t>
       </w:r>
     </w:p>
     <w:p>
@@ -294,16 +316,16 @@
         <w:spacing w:after="120" w:before="240"/>
         <w:keepNext/>
       </w:pPr>
-      <w:bookmarkStart w:name="_Toc_Simple_App_Simplelife_Software_Developer_5" w:id="1"/>
-      <w:r>
-        <w:rPr>
-          <w:rFonts w:ascii="Aptos" w:cs="Aptos" w:eastAsia="Aptos" w:hAnsi="Aptos"/>
-          <w:color w:val="000000"/>
-          <w:sz w:val="24"/>
-          <w:szCs w:val="24"/>
-          <w:rtl w:val="false"/>
-        </w:rPr>
-        <w:t xml:space="preserve">Simple App (Simple.life) — Software Developer</w:t>
+      <w:bookmarkStart w:name="_Toc_Simplelife_Simple_App_Software_Developer_5" w:id="1"/>
+      <w:r>
+        <w:rPr>
+          <w:rFonts w:ascii="Aptos" w:cs="Aptos" w:eastAsia="Aptos" w:hAnsi="Aptos"/>
+          <w:color w:val="000000"/>
+          <w:sz w:val="24"/>
+          <w:szCs w:val="24"/>
+          <w:rtl w:val="false"/>
+        </w:rPr>
+        <w:t xml:space="preserve">Simple.life / Simple App — Software Developer</w:t>
       </w:r>
       <w:bookmarkEnd w:id="1"/>
     </w:p>
@@ -343,7 +365,7 @@
           <w:szCs w:val="24"/>
           <w:rtl w:val="false"/>
         </w:rPr>
-        <w:t xml:space="preserve">Architected and released an outbound telephony backend on Amazon Connect after security sign-off, using agent federation to avoid individual AWS accounts while keeping customer phone numbers masked and out of logs.</w:t>
+        <w:t xml:space="preserve">Architected and released an Amazon Connect telephony backend with federated agent access and phone-number masking; it passed security sign-off and avoided individual AWS accounts and SAML setup.</w:t>
       </w:r>
     </w:p>
     <w:p>
@@ -364,7 +386,7 @@
           <w:szCs w:val="24"/>
           <w:rtl w:val="false"/>
         </w:rPr>
-        <w:t xml:space="preserve">Built a multi-tenant Go helpdesk gateway with vendor-neutral events and Intercom/Zendesk adapters, enabling the first B2B demo of the support AI product.</w:t>
+        <w:t xml:space="preserve">Built a multi-tenant Go helpdesk gateway with vendor-neutral events, Intercom and Zendesk adapters, tenant ingestion and SQS queues, enabling the first B2B demonstration of the support-AI product.</w:t>
       </w:r>
     </w:p>
     <w:p>
@@ -385,7 +407,7 @@
           <w:szCs w:val="24"/>
           <w:rtl w:val="false"/>
         </w:rPr>
-        <w:t xml:space="preserve">Consolidated three Snowflake-to-Intercom pipelines into one engine, reducing code from 1,670 to 800 lines, testing all three processes and removing a 100-item-per-day cap.</w:t>
+        <w:t xml:space="preserve">Made ticket processing resilient during Intercom API degradation through partial-success handling and sharded cursor searches, retaining visibility of incomplete work instead of failing the full run.</w:t>
       </w:r>
     </w:p>
     <w:p>
@@ -406,7 +428,75 @@
           <w:szCs w:val="24"/>
           <w:rtl w:val="false"/>
         </w:rPr>
-        <w:t xml:space="preserve">Resolved recurring fatal cron runs under Intercom API degradation by introducing partial-success handling and sharded cursor searches for a backlog of about 7,000 tickets.</w:t>
+        <w:t xml:space="preserve">Built self-service GDPR export workflows across seven data sources, giving administrators request creation, status tracking and review in one place.</w:t>
+      </w:r>
+    </w:p>
+    <w:p>
+      <w:pPr>
+        <w:bidi w:val="false"/>
+        <w:spacing w:after="120" w:before="120" w:line="259.20000000000005"/>
+        <w:jc w:val="left"/>
+      </w:pPr>
+      <w:r>
+        <w:rPr>
+          <w:rFonts w:ascii="Aptos" w:cs="Aptos" w:eastAsia="Aptos" w:hAnsi="Aptos"/>
+          <w:b/>
+          <w:bCs/>
+          <w:color w:val="000000"/>
+          <w:sz w:val="24"/>
+          <w:szCs w:val="24"/>
+          <w:rtl w:val="false"/>
+        </w:rPr>
+        <w:t xml:space="preserve">Technologies:</w:t>
+      </w:r>
+      <w:r>
+        <w:rPr>
+          <w:rFonts w:ascii="Aptos" w:cs="Aptos" w:eastAsia="Aptos" w:hAnsi="Aptos"/>
+          <w:color w:val="000000"/>
+          <w:sz w:val="24"/>
+          <w:szCs w:val="24"/>
+          <w:rtl w:val="false"/>
+        </w:rPr>
+        <w:t xml:space="preserve"> Go, PHP, PostgreSQL, AWS, Amazon Connect, SQS, Kubernetes, Intercom API, Zendesk API</w:t>
+      </w:r>
+    </w:p>
+    <w:p>
+      <w:pPr>
+        <w:pStyle w:val="3"/>
+        <w:pStyle w:val="Heading3"/>
+        <w:bidi w:val="false"/>
+        <w:spacing w:after="120" w:before="240"/>
+        <w:keepNext/>
+      </w:pPr>
+      <w:bookmarkStart w:name="_Toc_CRURATED_PHP_Software_Developer_concurre_6" w:id="1"/>
+      <w:r>
+        <w:rPr>
+          <w:rFonts w:ascii="Aptos" w:cs="Aptos" w:eastAsia="Aptos" w:hAnsi="Aptos"/>
+          <w:color w:val="000000"/>
+          <w:sz w:val="24"/>
+          <w:szCs w:val="24"/>
+          <w:rtl w:val="false"/>
+        </w:rPr>
+        <w:t xml:space="preserve">CRURATED — PHP Software Developer, concurrent part-time subcontract</w:t>
+      </w:r>
+      <w:bookmarkEnd w:id="1"/>
+    </w:p>
+    <w:p>
+      <w:pPr>
+        <w:bidi w:val="false"/>
+        <w:spacing w:after="120" w:before="120" w:line="259.20000000000005"/>
+        <w:jc w:val="left"/>
+        <w:keepNext/>
+      </w:pPr>
+      <w:r>
+        <w:rPr>
+          <w:rFonts w:ascii="Aptos" w:cs="Aptos" w:eastAsia="Aptos" w:hAnsi="Aptos"/>
+          <w:color w:val="000000"/>
+          <w:sz w:val="24"/>
+          <w:szCs w:val="24"/>
+          <w:rtl w:val="false"/>
+        </w:rPr>
+        <w:t xml:space="preserve">August 2024 – January 2026</w:t>
       </w:r>
     </w:p>
     <w:p>
@@ -427,75 +517,7 @@
           <w:szCs w:val="24"/>
           <w:rtl w:val="false"/>
         </w:rPr>
-        <w:t xml:space="preserve">Automated GDPR data exports across seven sources through a self-service admin workflow, replacing manual coordination for request creation and status tracking.</w:t>
-      </w:r>
-    </w:p>
-    <w:p>
-      <w:pPr>
-        <w:bidi w:val="false"/>
-        <w:spacing w:after="120" w:before="120" w:line="259.20000000000005"/>
-        <w:jc w:val="left"/>
-      </w:pPr>
-      <w:r>
-        <w:rPr>
-          <w:rFonts w:ascii="Aptos" w:cs="Aptos" w:eastAsia="Aptos" w:hAnsi="Aptos"/>
-          <w:b/>
-          <w:bCs/>
-          <w:color w:val="000000"/>
-          <w:sz w:val="24"/>
-          <w:szCs w:val="24"/>
-          <w:rtl w:val="false"/>
-        </w:rPr>
-        <w:t xml:space="preserve">Technologies:</w:t>
-      </w:r>
-      <w:r>
-        <w:rPr>
-          <w:rFonts w:ascii="Aptos" w:cs="Aptos" w:eastAsia="Aptos" w:hAnsi="Aptos"/>
-          <w:color w:val="000000"/>
-          <w:sz w:val="24"/>
-          <w:szCs w:val="24"/>
-          <w:rtl w:val="false"/>
-        </w:rPr>
-        <w:t xml:space="preserve"> Go, PHP, PostgreSQL, AWS, Kubernetes, Snowflake, Intercom, Zendesk</w:t>
-      </w:r>
-    </w:p>
-    <w:p>
-      <w:pPr>
-        <w:pStyle w:val="3"/>
-        <w:pStyle w:val="Heading3"/>
-        <w:bidi w:val="false"/>
-        <w:spacing w:after="120" w:before="240"/>
-        <w:keepNext/>
-      </w:pPr>
-      <w:bookmarkStart w:name="_Toc_CRURATED_PHP_Software_Developer_concurre_6" w:id="1"/>
-      <w:r>
-        <w:rPr>
-          <w:rFonts w:ascii="Aptos" w:cs="Aptos" w:eastAsia="Aptos" w:hAnsi="Aptos"/>
-          <w:color w:val="000000"/>
-          <w:sz w:val="24"/>
-          <w:szCs w:val="24"/>
-          <w:rtl w:val="false"/>
-        </w:rPr>
-        <w:t xml:space="preserve">CRURATED — PHP Software Developer (concurrent part-time subcontract)</w:t>
-      </w:r>
-      <w:bookmarkEnd w:id="1"/>
-    </w:p>
-    <w:p>
-      <w:pPr>
-        <w:bidi w:val="false"/>
-        <w:spacing w:after="120" w:before="120" w:line="259.20000000000005"/>
-        <w:jc w:val="left"/>
-        <w:keepNext/>
-      </w:pPr>
-      <w:r>
-        <w:rPr>
-          <w:rFonts w:ascii="Aptos" w:cs="Aptos" w:eastAsia="Aptos" w:hAnsi="Aptos"/>
-          <w:color w:val="000000"/>
-          <w:sz w:val="24"/>
-          <w:szCs w:val="24"/>
-          <w:rtl w:val="false"/>
-        </w:rPr>
-        <w:t xml:space="preserve">August 2024 – January 2026</w:t>
+        <w:t xml:space="preserve">Architected a production event analytics pipeline with queues and AWS EventBridge; DataLake throughput grew by more than tenfold under technical ownership.</w:t>
       </w:r>
     </w:p>
     <w:p>
@@ -516,7 +538,7 @@
           <w:szCs w:val="24"/>
           <w:rtl w:val="false"/>
         </w:rPr>
-        <w:t xml:space="preserve">Architected an event-driven analytics pipeline with queues and AWS EventBridge; DataLake throughput increased by more than 10x under full technical ownership.</w:t>
+        <w:t xml:space="preserve">Reduced onboarding of a new analytics stream from several days to under four hours through modular stream design.</w:t>
       </w:r>
     </w:p>
     <w:p>
@@ -537,7 +559,7 @@
           <w:szCs w:val="24"/>
           <w:rtl w:val="false"/>
         </w:rPr>
-        <w:t xml:space="preserve">Kept event delivery reliability above 99.9% through retry and observability work on the production analytics pipeline.</w:t>
+        <w:t xml:space="preserve">Maintained event delivery reliability above 99.9% with fault-tolerant routing, retries and observability.</w:t>
       </w:r>
     </w:p>
     <w:p>
@@ -558,7 +580,7 @@
           <w:szCs w:val="24"/>
           <w:rtl w:val="false"/>
         </w:rPr>
-        <w:t xml:space="preserve">Designed versioned event schemas and owned parallel event-version publication in production, allowing analytics consumers to move between schemas without blocking new events.</w:t>
+        <w:t xml:space="preserve">Designed versioned event schemas with parallel publication in production, letting consumers move between schemas while new events continued to arrive.</w:t>
       </w:r>
     </w:p>
     <w:p>
@@ -579,7 +601,75 @@
           <w:szCs w:val="24"/>
           <w:rtl w:val="false"/>
         </w:rPr>
-        <w:t xml:space="preserve">Owned the production Crutrade integration, including authentication and OTP, account linking, collection exchange and purchase-ownership verification.</w:t>
+        <w:t xml:space="preserve">Delivered the production Crutrade integration for authentication and OTP, account linking, collection exchange, purchase-ownership verification and request/response logging.</w:t>
+      </w:r>
+    </w:p>
+    <w:p>
+      <w:pPr>
+        <w:bidi w:val="false"/>
+        <w:spacing w:after="120" w:before="120" w:line="259.20000000000005"/>
+        <w:jc w:val="left"/>
+      </w:pPr>
+      <w:r>
+        <w:rPr>
+          <w:rFonts w:ascii="Aptos" w:cs="Aptos" w:eastAsia="Aptos" w:hAnsi="Aptos"/>
+          <w:b/>
+          <w:bCs/>
+          <w:color w:val="000000"/>
+          <w:sz w:val="24"/>
+          <w:szCs w:val="24"/>
+          <w:rtl w:val="false"/>
+        </w:rPr>
+        <w:t xml:space="preserve">Technologies:</w:t>
+      </w:r>
+      <w:r>
+        <w:rPr>
+          <w:rFonts w:ascii="Aptos" w:cs="Aptos" w:eastAsia="Aptos" w:hAnsi="Aptos"/>
+          <w:color w:val="000000"/>
+          <w:sz w:val="24"/>
+          <w:szCs w:val="24"/>
+          <w:rtl w:val="false"/>
+        </w:rPr>
+        <w:t xml:space="preserve"> PHP, Laravel, AWS EventBridge, queues, REST APIs, event-driven architecture</w:t>
+      </w:r>
+    </w:p>
+    <w:p>
+      <w:pPr>
+        <w:pStyle w:val="3"/>
+        <w:pStyle w:val="Heading3"/>
+        <w:bidi w:val="false"/>
+        <w:spacing w:after="120" w:before="240"/>
+        <w:keepNext/>
+      </w:pPr>
+      <w:bookmarkStart w:name="_Toc_airSlate_Senior_Software_Developer_7" w:id="1"/>
+      <w:r>
+        <w:rPr>
+          <w:rFonts w:ascii="Aptos" w:cs="Aptos" w:eastAsia="Aptos" w:hAnsi="Aptos"/>
+          <w:color w:val="000000"/>
+          <w:sz w:val="24"/>
+          <w:szCs w:val="24"/>
+          <w:rtl w:val="false"/>
+        </w:rPr>
+        <w:t xml:space="preserve">airSlate — Senior Software Developer</w:t>
+      </w:r>
+      <w:bookmarkEnd w:id="1"/>
+    </w:p>
+    <w:p>
+      <w:pPr>
+        <w:bidi w:val="false"/>
+        <w:spacing w:after="120" w:before="120" w:line="259.20000000000005"/>
+        <w:jc w:val="left"/>
+        <w:keepNext/>
+      </w:pPr>
+      <w:r>
+        <w:rPr>
+          <w:rFonts w:ascii="Aptos" w:cs="Aptos" w:eastAsia="Aptos" w:hAnsi="Aptos"/>
+          <w:color w:val="000000"/>
+          <w:sz w:val="24"/>
+          <w:szCs w:val="24"/>
+          <w:rtl w:val="false"/>
+        </w:rPr>
+        <w:t xml:space="preserve">February 2021 – August 2023</w:t>
       </w:r>
     </w:p>
     <w:p>
@@ -600,75 +690,7 @@
           <w:szCs w:val="24"/>
           <w:rtl w:val="false"/>
         </w:rPr>
-        <w:t xml:space="preserve">Reduced setup time for new analytics streams from several days to under four hours through modular design.</w:t>
-      </w:r>
-    </w:p>
-    <w:p>
-      <w:pPr>
-        <w:bidi w:val="false"/>
-        <w:spacing w:after="120" w:before="120" w:line="259.20000000000005"/>
-        <w:jc w:val="left"/>
-      </w:pPr>
-      <w:r>
-        <w:rPr>
-          <w:rFonts w:ascii="Aptos" w:cs="Aptos" w:eastAsia="Aptos" w:hAnsi="Aptos"/>
-          <w:b/>
-          <w:bCs/>
-          <w:color w:val="000000"/>
-          <w:sz w:val="24"/>
-          <w:szCs w:val="24"/>
-          <w:rtl w:val="false"/>
-        </w:rPr>
-        <w:t xml:space="preserve">Technologies:</w:t>
-      </w:r>
-      <w:r>
-        <w:rPr>
-          <w:rFonts w:ascii="Aptos" w:cs="Aptos" w:eastAsia="Aptos" w:hAnsi="Aptos"/>
-          <w:color w:val="000000"/>
-          <w:sz w:val="24"/>
-          <w:szCs w:val="24"/>
-          <w:rtl w:val="false"/>
-        </w:rPr>
-        <w:t xml:space="preserve"> PHP, Laravel, AWS EventBridge, queues, REST APIs</w:t>
-      </w:r>
-    </w:p>
-    <w:p>
-      <w:pPr>
-        <w:pStyle w:val="3"/>
-        <w:pStyle w:val="Heading3"/>
-        <w:bidi w:val="false"/>
-        <w:spacing w:after="120" w:before="240"/>
-        <w:keepNext/>
-      </w:pPr>
-      <w:bookmarkStart w:name="_Toc_airSlate_Senior_Software_Developer_7" w:id="1"/>
-      <w:r>
-        <w:rPr>
-          <w:rFonts w:ascii="Aptos" w:cs="Aptos" w:eastAsia="Aptos" w:hAnsi="Aptos"/>
-          <w:color w:val="000000"/>
-          <w:sz w:val="24"/>
-          <w:szCs w:val="24"/>
-          <w:rtl w:val="false"/>
-        </w:rPr>
-        <w:t xml:space="preserve">airSlate — Senior Software Developer</w:t>
-      </w:r>
-      <w:bookmarkEnd w:id="1"/>
-    </w:p>
-    <w:p>
-      <w:pPr>
-        <w:bidi w:val="false"/>
-        <w:spacing w:after="120" w:before="120" w:line="259.20000000000005"/>
-        <w:jc w:val="left"/>
-        <w:keepNext/>
-      </w:pPr>
-      <w:r>
-        <w:rPr>
-          <w:rFonts w:ascii="Aptos" w:cs="Aptos" w:eastAsia="Aptos" w:hAnsi="Aptos"/>
-          <w:color w:val="000000"/>
-          <w:sz w:val="24"/>
-          <w:szCs w:val="24"/>
-          <w:rtl w:val="false"/>
-        </w:rPr>
-        <w:t xml:space="preserve">February 2021 – August 2023</w:t>
+        <w:t xml:space="preserve">Reduced peak load on the main database by isolating bottlenecks and redistributing workload, improving stability during high-traffic periods.</w:t>
       </w:r>
     </w:p>
     <w:p>
@@ -689,49 +711,7 @@
           <w:szCs w:val="24"/>
           <w:rtl w:val="false"/>
         </w:rPr>
-        <w:t xml:space="preserve">Reduced peak load on the main database by finding bottlenecks and redistributing workload, improving stability during high-traffic periods.</w:t>
-      </w:r>
-    </w:p>
-    <w:p>
-      <w:pPr>
-        <w:pStyle w:val="ListParagraph"/>
-        <w:numPr>
-          <w:ilvl w:val="0"/>
-          <w:numId w:val="1"/>
-        </w:numPr>
-        <w:bidi w:val="false"/>
-        <w:spacing w:after="60" w:before="60"/>
-      </w:pPr>
-      <w:r>
-        <w:rPr>
-          <w:rFonts w:ascii="Aptos" w:cs="Aptos" w:eastAsia="Aptos" w:hAnsi="Aptos"/>
-          <w:color w:val="000000"/>
-          <w:sz w:val="24"/>
-          <w:szCs w:val="24"/>
-          <w:rtl w:val="false"/>
-        </w:rPr>
         <w:t xml:space="preserve">Built a Laravel/Symfony logger package used across services and aligned it with the interservice communication standard.</w:t>
-      </w:r>
-    </w:p>
-    <w:p>
-      <w:pPr>
-        <w:pStyle w:val="ListParagraph"/>
-        <w:numPr>
-          <w:ilvl w:val="0"/>
-          <w:numId w:val="1"/>
-        </w:numPr>
-        <w:bidi w:val="false"/>
-        <w:spacing w:after="60" w:before="60"/>
-      </w:pPr>
-      <w:r>
-        <w:rPr>
-          <w:rFonts w:ascii="Aptos" w:cs="Aptos" w:eastAsia="Aptos" w:hAnsi="Aptos"/>
-          <w:color w:val="000000"/>
-          <w:sz w:val="24"/>
-          <w:szCs w:val="24"/>
-          <w:rtl w:val="false"/>
-        </w:rPr>
-        <w:t xml:space="preserve">Diagnosed production issues with logs, monitoring and SRE dashboards, then delivered fixes and operational improvements.</w:t>
       </w:r>
     </w:p>
     <w:p>
@@ -765,22 +745,21 @@
     </w:p>
     <w:p>
       <w:pPr>
-        <w:pStyle w:val="3"/>
-        <w:pStyle w:val="Heading3"/>
+        <w:pStyle w:val="2"/>
+        <w:pStyle w:val="Heading2"/>
         <w:bidi w:val="false"/>
         <w:spacing w:after="120" w:before="240"/>
-        <w:keepNext/>
-      </w:pPr>
-      <w:bookmarkStart w:name="_Toc_Hyprr_Technical_Lead_8" w:id="1"/>
-      <w:r>
-        <w:rPr>
-          <w:rFonts w:ascii="Aptos" w:cs="Aptos" w:eastAsia="Aptos" w:hAnsi="Aptos"/>
-          <w:color w:val="000000"/>
-          <w:sz w:val="24"/>
-          <w:szCs w:val="24"/>
-          <w:rtl w:val="false"/>
-        </w:rPr>
-        <w:t xml:space="preserve">Hyprr — Technical Lead</w:t>
+      </w:pPr>
+      <w:bookmarkStart w:name="_Toc_Education_8" w:id="1"/>
+      <w:r>
+        <w:rPr>
+          <w:rFonts w:ascii="Aptos" w:cs="Aptos" w:eastAsia="Aptos" w:hAnsi="Aptos"/>
+          <w:color w:val="000000"/>
+          <w:sz w:val="28"/>
+          <w:szCs w:val="28"/>
+          <w:rtl w:val="false"/>
+        </w:rPr>
+        <w:t xml:space="preserve">Education</w:t>
       </w:r>
       <w:bookmarkEnd w:id="1"/>
     </w:p>
@@ -789,88 +768,16 @@
         <w:bidi w:val="false"/>
         <w:spacing w:after="120" w:before="120" w:line="259.20000000000005"/>
         <w:jc w:val="left"/>
-        <w:keepNext/>
-      </w:pPr>
-      <w:r>
-        <w:rPr>
-          <w:rFonts w:ascii="Aptos" w:cs="Aptos" w:eastAsia="Aptos" w:hAnsi="Aptos"/>
-          <w:color w:val="000000"/>
-          <w:sz w:val="24"/>
-          <w:szCs w:val="24"/>
-          <w:rtl w:val="false"/>
-        </w:rPr>
-        <w:t xml:space="preserve">November 2019 – January 2021</w:t>
-      </w:r>
-    </w:p>
-    <w:p>
-      <w:pPr>
-        <w:pStyle w:val="ListParagraph"/>
-        <w:numPr>
-          <w:ilvl w:val="0"/>
-          <w:numId w:val="1"/>
-        </w:numPr>
-        <w:bidi w:val="false"/>
-        <w:spacing w:after="60" w:before="60"/>
-      </w:pPr>
-      <w:r>
-        <w:rPr>
-          <w:rFonts w:ascii="Aptos" w:cs="Aptos" w:eastAsia="Aptos" w:hAnsi="Aptos"/>
-          <w:color w:val="000000"/>
-          <w:sz w:val="24"/>
-          <w:szCs w:val="24"/>
-          <w:rtl w:val="false"/>
-        </w:rPr>
-        <w:t xml:space="preserve">Defined the technology roadmap with the CTO and established the PHP, Go, AWS and Kubernetes stack for product delivery.</w:t>
-      </w:r>
-    </w:p>
-    <w:p>
-      <w:pPr>
-        <w:pStyle w:val="ListParagraph"/>
-        <w:numPr>
-          <w:ilvl w:val="0"/>
-          <w:numId w:val="1"/>
-        </w:numPr>
-        <w:bidi w:val="false"/>
-        <w:spacing w:after="60" w:before="60"/>
-      </w:pPr>
-      <w:r>
-        <w:rPr>
-          <w:rFonts w:ascii="Aptos" w:cs="Aptos" w:eastAsia="Aptos" w:hAnsi="Aptos"/>
-          <w:color w:val="000000"/>
-          <w:sz w:val="24"/>
-          <w:szCs w:val="24"/>
-          <w:rtl w:val="false"/>
-        </w:rPr>
-        <w:t xml:space="preserve">Led backend development on Ethereum-based digital asset components as the platform advanced from prototype to closed beta in under six months.</w:t>
-      </w:r>
-    </w:p>
-    <w:p>
-      <w:pPr>
-        <w:bidi w:val="false"/>
-        <w:spacing w:after="120" w:before="120" w:line="259.20000000000005"/>
-        <w:jc w:val="left"/>
-      </w:pPr>
-      <w:r>
-        <w:rPr>
-          <w:rFonts w:ascii="Aptos" w:cs="Aptos" w:eastAsia="Aptos" w:hAnsi="Aptos"/>
-          <w:b/>
-          <w:bCs/>
-          <w:color w:val="000000"/>
-          <w:sz w:val="24"/>
-          <w:szCs w:val="24"/>
-          <w:rtl w:val="false"/>
-        </w:rPr>
-        <w:t xml:space="preserve">Technologies:</w:t>
-      </w:r>
-      <w:r>
-        <w:rPr>
-          <w:rFonts w:ascii="Aptos" w:cs="Aptos" w:eastAsia="Aptos" w:hAnsi="Aptos"/>
-          <w:color w:val="000000"/>
-          <w:sz w:val="24"/>
-          <w:szCs w:val="24"/>
-          <w:rtl w:val="false"/>
-        </w:rPr>
-        <w:t xml:space="preserve"> PHP, Go, Laravel, AWS, Kubernetes</w:t>
+      </w:pPr>
+      <w:r>
+        <w:rPr>
+          <w:rFonts w:ascii="Aptos" w:cs="Aptos" w:eastAsia="Aptos" w:hAnsi="Aptos"/>
+          <w:color w:val="000000"/>
+          <w:sz w:val="24"/>
+          <w:szCs w:val="24"/>
+          <w:rtl w:val="false"/>
+        </w:rPr>
+        <w:t xml:space="preserve">MSc in Computer Science, National Technical University, Kharkiv, Ukraine (2003–2008)</w:t>
       </w:r>
     </w:p>
     <w:p>
@@ -880,44 +787,7 @@
         <w:bidi w:val="false"/>
         <w:spacing w:after="120" w:before="240"/>
       </w:pPr>
-      <w:bookmarkStart w:name="_Toc_Education_9" w:id="1"/>
-      <w:r>
-        <w:rPr>
-          <w:rFonts w:ascii="Aptos" w:cs="Aptos" w:eastAsia="Aptos" w:hAnsi="Aptos"/>
-          <w:color w:val="000000"/>
-          <w:sz w:val="28"/>
-          <w:szCs w:val="28"/>
-          <w:rtl w:val="false"/>
-        </w:rPr>
-        <w:t xml:space="preserve">Education</w:t>
-      </w:r>
-      <w:bookmarkEnd w:id="1"/>
-    </w:p>
-    <w:p>
-      <w:pPr>
-        <w:bidi w:val="false"/>
-        <w:spacing w:after="120" w:before="120" w:line="259.20000000000005"/>
-        <w:jc w:val="left"/>
-      </w:pPr>
-      <w:r>
-        <w:rPr>
-          <w:rFonts w:ascii="Aptos" w:cs="Aptos" w:eastAsia="Aptos" w:hAnsi="Aptos"/>
-          <w:color w:val="000000"/>
-          <w:sz w:val="24"/>
-          <w:szCs w:val="24"/>
-          <w:rtl w:val="false"/>
-        </w:rPr>
-        <w:t xml:space="preserve">MSc in Computer Science, National Technical University, Kharkiv, Ukraine (2003–2008)</w:t>
-      </w:r>
-    </w:p>
-    <w:p>
-      <w:pPr>
-        <w:pStyle w:val="2"/>
-        <w:pStyle w:val="Heading2"/>
-        <w:bidi w:val="false"/>
-        <w:spacing w:after="120" w:before="240"/>
-      </w:pPr>
-      <w:bookmarkStart w:name="_Toc_Languages_10" w:id="1"/>
+      <w:bookmarkStart w:name="_Toc_Languages_9" w:id="1"/>
       <w:r>
         <w:rPr>
           <w:rFonts w:ascii="Aptos" w:cs="Aptos" w:eastAsia="Aptos" w:hAnsi="Aptos"/>

--- a/registry/jobs/2026-09-25_004218_slotcatalog_senior-php-developer_05157206-8864-4b3a-bb38-cb8d42304ac8/application/CV_ValentinNikolaev_slotcatalog_SeniorPHPDeveloper.docx
+++ b/registry/jobs/2026-09-25_004218_slotcatalog_senior-php-developer_05157206-8864-4b3a-bb38-cb8d42304ac8/application/CV_ValentinNikolaev_slotcatalog_SeniorPHPDeveloper.docx
@@ -55,7 +55,7 @@
         </w:rPr>
         <w:t xml:space="preserve">Rome, Italy | </w:t>
       </w:r>
-      <w:hyperlink w:history="1" r:id="rId3cetuwykf6c-dq3mkc_2a">
+      <w:hyperlink w:history="1" r:id="rId3xqentjwjn4mftduajjsa">
         <w:r>
           <w:rPr>
             <w:rFonts w:ascii="Aptos" w:cs="Aptos" w:eastAsia="Aptos" w:hAnsi="Aptos"/>
@@ -99,7 +99,7 @@
         </w:rPr>
         <w:t xml:space="preserve">LinkedIn: </w:t>
       </w:r>
-      <w:hyperlink w:history="1" r:id="rId8v7rouhuua7u4zpqpke7f">
+      <w:hyperlink w:history="1" r:id="rIdjls7pfrc5vy6_ktuirzox">
         <w:r>
           <w:rPr>
             <w:rFonts w:ascii="Aptos" w:cs="Aptos" w:eastAsia="Aptos" w:hAnsi="Aptos"/>
@@ -122,7 +122,7 @@
         </w:rPr>
         <w:t xml:space="preserve"> | GitHub: </w:t>
       </w:r>
-      <w:hyperlink w:history="1" r:id="rIdfwtj1zmjkdvaauyi5ypea">
+      <w:hyperlink w:history="1" r:id="rId7xuzooavnamxsvc_mztwk">
         <w:r>
           <w:rPr>
             <w:rFonts w:ascii="Aptos" w:cs="Aptos" w:eastAsia="Aptos" w:hAnsi="Aptos"/>
@@ -170,7 +170,7 @@
           <w:szCs w:val="24"/>
           <w:rtl w:val="false"/>
         </w:rPr>
-        <w:t xml:space="preserve">Senior backend developer with 15+ years across PHP and Go systems. I build and operate event-driven data services, integrations and production tooling, with recent PHP ownership of analytics architecture, event delivery and partner authentication flows. My work combines deliberate API and schema design with measurable operational results: reliable event delivery, faster onboarding of new streams and database stability under load.</w:t>
+        <w:t xml:space="preserve">Senior backend developer with 15+ years across PHP and Go systems. I build privacy-sensitive production platforms, event-driven data services and integrations, including a health-domain Amazon Connect platform designed around PII/PHI protection. My work combines deliberate API and schema design with operational results: lawful calling controls, reliable event delivery, faster onboarding of new streams and database stability under load.</w:t>
       </w:r>
     </w:p>
     <w:p>
@@ -365,7 +365,49 @@
           <w:szCs w:val="24"/>
           <w:rtl w:val="false"/>
         </w:rPr>
-        <w:t xml:space="preserve">Architected and released an Amazon Connect telephony backend with federated agent access and phone-number masking; it passed security sign-off and avoided individual AWS accounts and SAML setup.</w:t>
+        <w:t xml:space="preserve">Designed the health-domain Amazon Connect backend around PII/PHI protection: phone numbers remained server-side and masked in browser and logs, with transient Connect attributes and TTL purging; formal security and call-recording compliance reviews cleared the production release.</w:t>
+      </w:r>
+    </w:p>
+    <w:p>
+      <w:pPr>
+        <w:pStyle w:val="ListParagraph"/>
+        <w:numPr>
+          <w:ilvl w:val="0"/>
+          <w:numId w:val="1"/>
+        </w:numPr>
+        <w:bidi w:val="false"/>
+        <w:spacing w:after="60" w:before="60"/>
+      </w:pPr>
+      <w:r>
+        <w:rPr>
+          <w:rFonts w:ascii="Aptos" w:cs="Aptos" w:eastAsia="Aptos" w:hAnsi="Aptos"/>
+          <w:color w:val="000000"/>
+          <w:sz w:val="24"/>
+          <w:szCs w:val="24"/>
+          <w:rtl w:val="false"/>
+        </w:rPr>
+        <w:t xml:space="preserve">Made lawful-calling decisions backend-owned through timezone windows, holidays, do-not-call enforcement and opt-out withdrawal; zero Amazon Connect retries ensured that retries could not bypass those controls.</w:t>
+      </w:r>
+    </w:p>
+    <w:p>
+      <w:pPr>
+        <w:pStyle w:val="ListParagraph"/>
+        <w:numPr>
+          <w:ilvl w:val="0"/>
+          <w:numId w:val="1"/>
+        </w:numPr>
+        <w:bidi w:val="false"/>
+        <w:spacing w:after="60" w:before="60"/>
+      </w:pPr>
+      <w:r>
+        <w:rPr>
+          <w:rFonts w:ascii="Aptos" w:cs="Aptos" w:eastAsia="Aptos" w:hAnsi="Aptos"/>
+          <w:color w:val="000000"/>
+          <w:sz w:val="24"/>
+          <w:szCs w:val="24"/>
+          <w:rtl w:val="false"/>
+        </w:rPr>
+        <w:t xml:space="preserve">Established least-privilege agent access with opaque Entra identities, role federation and lazy Connect-user lifecycle management, avoiding per-agent AWS accounts and a SAML application.</w:t>
       </w:r>
     </w:p>
     <w:p>

--- a/registry/jobs/2026-09-25_004218_slotcatalog_senior-php-developer_05157206-8864-4b3a-bb38-cb8d42304ac8/application/CV_ValentinNikolaev_slotcatalog_SeniorPHPDeveloper.docx
+++ b/registry/jobs/2026-09-25_004218_slotcatalog_senior-php-developer_05157206-8864-4b3a-bb38-cb8d42304ac8/application/CV_ValentinNikolaev_slotcatalog_SeniorPHPDeveloper.docx
@@ -36,7 +36,7 @@
           <w:szCs w:val="24"/>
           <w:rtl w:val="false"/>
         </w:rPr>
-        <w:t xml:space="preserve">Senior PHP Developer | Event-Driven Systems and Production Delivery</w:t>
+        <w:t xml:space="preserve">Senior PHP Developer | Backend Architecture and Production Ownership</w:t>
       </w:r>
     </w:p>
     <w:p>
@@ -55,7 +55,7 @@
         </w:rPr>
         <w:t xml:space="preserve">Rome, Italy | </w:t>
       </w:r>
-      <w:hyperlink w:history="1" r:id="rId3xqentjwjn4mftduajjsa">
+      <w:hyperlink w:history="1" r:id="rIdl1khs5myd9l_fvupfttbg">
         <w:r>
           <w:rPr>
             <w:rFonts w:ascii="Aptos" w:cs="Aptos" w:eastAsia="Aptos" w:hAnsi="Aptos"/>
@@ -99,7 +99,7 @@
         </w:rPr>
         <w:t xml:space="preserve">LinkedIn: </w:t>
       </w:r>
-      <w:hyperlink w:history="1" r:id="rIdjls7pfrc5vy6_ktuirzox">
+      <w:hyperlink w:history="1" r:id="rId8assdlj8qrpxigsi4itkl">
         <w:r>
           <w:rPr>
             <w:rFonts w:ascii="Aptos" w:cs="Aptos" w:eastAsia="Aptos" w:hAnsi="Aptos"/>
@@ -122,7 +122,7 @@
         </w:rPr>
         <w:t xml:space="preserve"> | GitHub: </w:t>
       </w:r>
-      <w:hyperlink w:history="1" r:id="rId7xuzooavnamxsvc_mztwk">
+      <w:hyperlink w:history="1" r:id="rIdx8jmbxzq54kf1hxxxdnip">
         <w:r>
           <w:rPr>
             <w:rFonts w:ascii="Aptos" w:cs="Aptos" w:eastAsia="Aptos" w:hAnsi="Aptos"/>
@@ -170,7 +170,7 @@
           <w:szCs w:val="24"/>
           <w:rtl w:val="false"/>
         </w:rPr>
-        <w:t xml:space="preserve">Senior backend developer with 15+ years across PHP and Go systems. I build privacy-sensitive production platforms, event-driven data services and integrations, including a health-domain Amazon Connect platform designed around PII/PHI protection. My work combines deliberate API and schema design with operational results: lawful calling controls, reliable event delivery, faster onboarding of new streams and database stability under load.</w:t>
+        <w:t xml:space="preserve">Senior PHP backend engineer with more than 15 years of experience building production systems in PHP and Go. I own event-driven services, relational-data performance work, and maintainable integrations from architecture through production operation. Recent PHP consulting work includes a production DataLake that increased throughput by over 10x and reduced analytics-stream setup to under four hours. I bring Laravel, Symfony, REST APIs, AWS, database stability, and production troubleshooting to teams responsible for long-term service behavior.</w:t>
       </w:r>
     </w:p>
     <w:p>
@@ -219,7 +219,7 @@
           <w:szCs w:val="24"/>
           <w:rtl w:val="false"/>
         </w:rPr>
-        <w:t xml:space="preserve"> PHP, Laravel, Symfony, Go.</w:t>
+        <w:t xml:space="preserve"> PHP, Go, Laravel, Symfony.</w:t>
       </w:r>
       <w:r>
         <w:rPr>
@@ -242,17 +242,17 @@
           <w:szCs w:val="24"/>
           <w:rtl w:val="false"/>
         </w:rPr>
-        <w:t xml:space="preserve">Data and integration:</w:t>
-      </w:r>
-      <w:r>
-        <w:rPr>
-          <w:rFonts w:ascii="Aptos" w:cs="Aptos" w:eastAsia="Aptos" w:hAnsi="Aptos"/>
-          <w:color w:val="000000"/>
-          <w:sz w:val="24"/>
-          <w:szCs w:val="24"/>
-          <w:rtl w:val="false"/>
-        </w:rPr>
-        <w:t xml:space="preserve"> MySQL, PostgreSQL, REST APIs, AWS EventBridge, queues, event-driven architecture, versioned schemas.</w:t>
+        <w:t xml:space="preserve">Architecture and data:</w:t>
+      </w:r>
+      <w:r>
+        <w:rPr>
+          <w:rFonts w:ascii="Aptos" w:cs="Aptos" w:eastAsia="Aptos" w:hAnsi="Aptos"/>
+          <w:color w:val="000000"/>
+          <w:sz w:val="24"/>
+          <w:szCs w:val="24"/>
+          <w:rtl w:val="false"/>
+        </w:rPr>
+        <w:t xml:space="preserve"> MySQL, PostgreSQL, REST APIs, AWS EventBridge, event-driven architecture, versioned schemas, queues, SQL performance.</w:t>
       </w:r>
       <w:r>
         <w:rPr>
@@ -285,7 +285,7 @@
           <w:szCs w:val="24"/>
           <w:rtl w:val="false"/>
         </w:rPr>
-        <w:t xml:space="preserve"> AWS, Kubernetes, CI/CD, monitoring, production troubleshooting, Amazon Connect.</w:t>
+        <w:t xml:space="preserve"> AWS, CI/CD, production troubleshooting, monitoring and logging.</w:t>
       </w:r>
     </w:p>
     <w:p>
@@ -344,7 +344,7 @@
           <w:szCs w:val="24"/>
           <w:rtl w:val="false"/>
         </w:rPr>
-        <w:t xml:space="preserve">November 2023 – 2026</w:t>
+        <w:t xml:space="preserve">November 2023 – July 2026</w:t>
       </w:r>
     </w:p>
     <w:p>
@@ -365,7 +365,7 @@
           <w:szCs w:val="24"/>
           <w:rtl w:val="false"/>
         </w:rPr>
-        <w:t xml:space="preserve">Designed the health-domain Amazon Connect backend around PII/PHI protection: phone numbers remained server-side and masked in browser and logs, with transient Connect attributes and TTL purging; formal security and call-recording compliance reviews cleared the production release.</w:t>
+        <w:t xml:space="preserve">Owned the privacy-first architecture and backend for a health-domain calling platform protecting PII/PHI; it passed formal security and call-recording compliance reviews before production.</w:t>
       </w:r>
     </w:p>
     <w:p>
@@ -386,7 +386,7 @@
           <w:szCs w:val="24"/>
           <w:rtl w:val="false"/>
         </w:rPr>
-        <w:t xml:space="preserve">Made lawful-calling decisions backend-owned through timezone windows, holidays, do-not-call enforcement and opt-out withdrawal; zero Amazon Connect retries ensured that retries could not bypass those controls.</w:t>
+        <w:t xml:space="preserve">Built a multi-tenant Go helpdesk gateway with a vendor-neutral event model and Intercom and Zendesk adapters, enabling the company’s first B2B support-AI demonstration.</w:t>
       </w:r>
     </w:p>
     <w:p>
@@ -407,7 +407,75 @@
           <w:szCs w:val="24"/>
           <w:rtl w:val="false"/>
         </w:rPr>
-        <w:t xml:space="preserve">Established least-privilege agent access with opaque Entra identities, role federation and lazy Connect-user lifecycle management, avoiding per-agent AWS accounts and a SAML application.</w:t>
+        <w:t xml:space="preserve">Automated GDPR data exports across seven sources through a self-service administration workflow for creating, tracking, and reviewing requests.</w:t>
+      </w:r>
+    </w:p>
+    <w:p>
+      <w:pPr>
+        <w:bidi w:val="false"/>
+        <w:spacing w:after="120" w:before="120" w:line="259.20000000000005"/>
+        <w:jc w:val="left"/>
+      </w:pPr>
+      <w:r>
+        <w:rPr>
+          <w:rFonts w:ascii="Aptos" w:cs="Aptos" w:eastAsia="Aptos" w:hAnsi="Aptos"/>
+          <w:b/>
+          <w:bCs/>
+          <w:color w:val="000000"/>
+          <w:sz w:val="24"/>
+          <w:szCs w:val="24"/>
+          <w:rtl w:val="false"/>
+        </w:rPr>
+        <w:t xml:space="preserve">Technologies:</w:t>
+      </w:r>
+      <w:r>
+        <w:rPr>
+          <w:rFonts w:ascii="Aptos" w:cs="Aptos" w:eastAsia="Aptos" w:hAnsi="Aptos"/>
+          <w:color w:val="000000"/>
+          <w:sz w:val="24"/>
+          <w:szCs w:val="24"/>
+          <w:rtl w:val="false"/>
+        </w:rPr>
+        <w:t xml:space="preserve"> Go, PHP, PostgreSQL, AWS, Amazon Connect, SQS, Kubernetes, Intercom API, Zendesk API</w:t>
+      </w:r>
+    </w:p>
+    <w:p>
+      <w:pPr>
+        <w:pStyle w:val="3"/>
+        <w:pStyle w:val="Heading3"/>
+        <w:bidi w:val="false"/>
+        <w:spacing w:after="120" w:before="240"/>
+        <w:keepNext/>
+      </w:pPr>
+      <w:bookmarkStart w:name="_Toc_CRURATED_PHP_Software_Developer_concurre_6" w:id="1"/>
+      <w:r>
+        <w:rPr>
+          <w:rFonts w:ascii="Aptos" w:cs="Aptos" w:eastAsia="Aptos" w:hAnsi="Aptos"/>
+          <w:color w:val="000000"/>
+          <w:sz w:val="24"/>
+          <w:szCs w:val="24"/>
+          <w:rtl w:val="false"/>
+        </w:rPr>
+        <w:t xml:space="preserve">CRURATED — PHP Software Developer, concurrent part-time consulting engagement</w:t>
+      </w:r>
+      <w:bookmarkEnd w:id="1"/>
+    </w:p>
+    <w:p>
+      <w:pPr>
+        <w:bidi w:val="false"/>
+        <w:spacing w:after="120" w:before="120" w:line="259.20000000000005"/>
+        <w:jc w:val="left"/>
+        <w:keepNext/>
+      </w:pPr>
+      <w:r>
+        <w:rPr>
+          <w:rFonts w:ascii="Aptos" w:cs="Aptos" w:eastAsia="Aptos" w:hAnsi="Aptos"/>
+          <w:color w:val="000000"/>
+          <w:sz w:val="24"/>
+          <w:szCs w:val="24"/>
+          <w:rtl w:val="false"/>
+        </w:rPr>
+        <w:t xml:space="preserve">August 2024 – January 2026</w:t>
       </w:r>
     </w:p>
     <w:p>
@@ -428,7 +496,7 @@
           <w:szCs w:val="24"/>
           <w:rtl w:val="false"/>
         </w:rPr>
-        <w:t xml:space="preserve">Built a multi-tenant Go helpdesk gateway with vendor-neutral events, Intercom and Zendesk adapters, tenant ingestion and SQS queues, enabling the first B2B demonstration of the support-AI product.</w:t>
+        <w:t xml:space="preserve">Led the production DataLake and event-analytics architecture, increasing throughput by over 10x under technical ownership.</w:t>
       </w:r>
     </w:p>
     <w:p>
@@ -449,7 +517,7 @@
           <w:szCs w:val="24"/>
           <w:rtl w:val="false"/>
         </w:rPr>
-        <w:t xml:space="preserve">Made ticket processing resilient during Intercom API degradation through partial-success handling and sharded cursor searches, retaining visibility of incomplete work instead of failing the full run.</w:t>
+        <w:t xml:space="preserve">Designed modular event-stream architecture for the production DataLake, reducing new analytics-stream setup from several days to under four hours.</w:t>
       </w:r>
     </w:p>
     <w:p>
@@ -470,75 +538,7 @@
           <w:szCs w:val="24"/>
           <w:rtl w:val="false"/>
         </w:rPr>
-        <w:t xml:space="preserve">Built self-service GDPR export workflows across seven data sources, giving administrators request creation, status tracking and review in one place.</w:t>
-      </w:r>
-    </w:p>
-    <w:p>
-      <w:pPr>
-        <w:bidi w:val="false"/>
-        <w:spacing w:after="120" w:before="120" w:line="259.20000000000005"/>
-        <w:jc w:val="left"/>
-      </w:pPr>
-      <w:r>
-        <w:rPr>
-          <w:rFonts w:ascii="Aptos" w:cs="Aptos" w:eastAsia="Aptos" w:hAnsi="Aptos"/>
-          <w:b/>
-          <w:bCs/>
-          <w:color w:val="000000"/>
-          <w:sz w:val="24"/>
-          <w:szCs w:val="24"/>
-          <w:rtl w:val="false"/>
-        </w:rPr>
-        <w:t xml:space="preserve">Technologies:</w:t>
-      </w:r>
-      <w:r>
-        <w:rPr>
-          <w:rFonts w:ascii="Aptos" w:cs="Aptos" w:eastAsia="Aptos" w:hAnsi="Aptos"/>
-          <w:color w:val="000000"/>
-          <w:sz w:val="24"/>
-          <w:szCs w:val="24"/>
-          <w:rtl w:val="false"/>
-        </w:rPr>
-        <w:t xml:space="preserve"> Go, PHP, PostgreSQL, AWS, Amazon Connect, SQS, Kubernetes, Intercom API, Zendesk API</w:t>
-      </w:r>
-    </w:p>
-    <w:p>
-      <w:pPr>
-        <w:pStyle w:val="3"/>
-        <w:pStyle w:val="Heading3"/>
-        <w:bidi w:val="false"/>
-        <w:spacing w:after="120" w:before="240"/>
-        <w:keepNext/>
-      </w:pPr>
-      <w:bookmarkStart w:name="_Toc_CRURATED_PHP_Software_Developer_concurre_6" w:id="1"/>
-      <w:r>
-        <w:rPr>
-          <w:rFonts w:ascii="Aptos" w:cs="Aptos" w:eastAsia="Aptos" w:hAnsi="Aptos"/>
-          <w:color w:val="000000"/>
-          <w:sz w:val="24"/>
-          <w:szCs w:val="24"/>
-          <w:rtl w:val="false"/>
-        </w:rPr>
-        <w:t xml:space="preserve">CRURATED — PHP Software Developer, concurrent part-time subcontract</w:t>
-      </w:r>
-      <w:bookmarkEnd w:id="1"/>
-    </w:p>
-    <w:p>
-      <w:pPr>
-        <w:bidi w:val="false"/>
-        <w:spacing w:after="120" w:before="120" w:line="259.20000000000005"/>
-        <w:jc w:val="left"/>
-        <w:keepNext/>
-      </w:pPr>
-      <w:r>
-        <w:rPr>
-          <w:rFonts w:ascii="Aptos" w:cs="Aptos" w:eastAsia="Aptos" w:hAnsi="Aptos"/>
-          <w:color w:val="000000"/>
-          <w:sz w:val="24"/>
-          <w:szCs w:val="24"/>
-          <w:rtl w:val="false"/>
-        </w:rPr>
-        <w:t xml:space="preserve">August 2024 – January 2026</w:t>
+        <w:t xml:space="preserve">Maintained event delivery reliability above 99.9% through fault-tolerant routing, retries, and operational monitoring.</w:t>
       </w:r>
     </w:p>
     <w:p>
@@ -559,7 +559,75 @@
           <w:szCs w:val="24"/>
           <w:rtl w:val="false"/>
         </w:rPr>
-        <w:t xml:space="preserve">Architected a production event analytics pipeline with queues and AWS EventBridge; DataLake throughput grew by more than tenfold under technical ownership.</w:t>
+        <w:t xml:space="preserve">Delivered the production Crutrade integration for authentication, account linking, collection import and export, purchase-ownership verification, and request/response logging.</w:t>
+      </w:r>
+    </w:p>
+    <w:p>
+      <w:pPr>
+        <w:bidi w:val="false"/>
+        <w:spacing w:after="120" w:before="120" w:line="259.20000000000005"/>
+        <w:jc w:val="left"/>
+      </w:pPr>
+      <w:r>
+        <w:rPr>
+          <w:rFonts w:ascii="Aptos" w:cs="Aptos" w:eastAsia="Aptos" w:hAnsi="Aptos"/>
+          <w:b/>
+          <w:bCs/>
+          <w:color w:val="000000"/>
+          <w:sz w:val="24"/>
+          <w:szCs w:val="24"/>
+          <w:rtl w:val="false"/>
+        </w:rPr>
+        <w:t xml:space="preserve">Technologies:</w:t>
+      </w:r>
+      <w:r>
+        <w:rPr>
+          <w:rFonts w:ascii="Aptos" w:cs="Aptos" w:eastAsia="Aptos" w:hAnsi="Aptos"/>
+          <w:color w:val="000000"/>
+          <w:sz w:val="24"/>
+          <w:szCs w:val="24"/>
+          <w:rtl w:val="false"/>
+        </w:rPr>
+        <w:t xml:space="preserve"> PHP, Laravel, AWS EventBridge, queues, REST APIs, event-driven architecture</w:t>
+      </w:r>
+    </w:p>
+    <w:p>
+      <w:pPr>
+        <w:pStyle w:val="3"/>
+        <w:pStyle w:val="Heading3"/>
+        <w:bidi w:val="false"/>
+        <w:spacing w:after="120" w:before="240"/>
+        <w:keepNext/>
+      </w:pPr>
+      <w:bookmarkStart w:name="_Toc_airSlate_Software_Developer_Programming__7" w:id="1"/>
+      <w:r>
+        <w:rPr>
+          <w:rFonts w:ascii="Aptos" w:cs="Aptos" w:eastAsia="Aptos" w:hAnsi="Aptos"/>
+          <w:color w:val="000000"/>
+          <w:sz w:val="24"/>
+          <w:szCs w:val="24"/>
+          <w:rtl w:val="false"/>
+        </w:rPr>
+        <w:t xml:space="preserve">airSlate — Software Developer / Programming Team Lead</w:t>
+      </w:r>
+      <w:bookmarkEnd w:id="1"/>
+    </w:p>
+    <w:p>
+      <w:pPr>
+        <w:bidi w:val="false"/>
+        <w:spacing w:after="120" w:before="120" w:line="259.20000000000005"/>
+        <w:jc w:val="left"/>
+        <w:keepNext/>
+      </w:pPr>
+      <w:r>
+        <w:rPr>
+          <w:rFonts w:ascii="Aptos" w:cs="Aptos" w:eastAsia="Aptos" w:hAnsi="Aptos"/>
+          <w:color w:val="000000"/>
+          <w:sz w:val="24"/>
+          <w:szCs w:val="24"/>
+          <w:rtl w:val="false"/>
+        </w:rPr>
+        <w:t xml:space="preserve">February 2021 – August 2023</w:t>
       </w:r>
     </w:p>
     <w:p>
@@ -580,7 +648,7 @@
           <w:szCs w:val="24"/>
           <w:rtl w:val="false"/>
         </w:rPr>
-        <w:t xml:space="preserve">Reduced onboarding of a new analytics stream from several days to under four hours through modular stream design.</w:t>
+        <w:t xml:space="preserve">Reduced peak load on the main database by removing bottlenecks and redistributing workload, improving service stability during high-traffic periods.</w:t>
       </w:r>
     </w:p>
     <w:p>
@@ -601,159 +669,7 @@
           <w:szCs w:val="24"/>
           <w:rtl w:val="false"/>
         </w:rPr>
-        <w:t xml:space="preserve">Maintained event delivery reliability above 99.9% with fault-tolerant routing, retries and observability.</w:t>
-      </w:r>
-    </w:p>
-    <w:p>
-      <w:pPr>
-        <w:pStyle w:val="ListParagraph"/>
-        <w:numPr>
-          <w:ilvl w:val="0"/>
-          <w:numId w:val="1"/>
-        </w:numPr>
-        <w:bidi w:val="false"/>
-        <w:spacing w:after="60" w:before="60"/>
-      </w:pPr>
-      <w:r>
-        <w:rPr>
-          <w:rFonts w:ascii="Aptos" w:cs="Aptos" w:eastAsia="Aptos" w:hAnsi="Aptos"/>
-          <w:color w:val="000000"/>
-          <w:sz w:val="24"/>
-          <w:szCs w:val="24"/>
-          <w:rtl w:val="false"/>
-        </w:rPr>
-        <w:t xml:space="preserve">Designed versioned event schemas with parallel publication in production, letting consumers move between schemas while new events continued to arrive.</w:t>
-      </w:r>
-    </w:p>
-    <w:p>
-      <w:pPr>
-        <w:pStyle w:val="ListParagraph"/>
-        <w:numPr>
-          <w:ilvl w:val="0"/>
-          <w:numId w:val="1"/>
-        </w:numPr>
-        <w:bidi w:val="false"/>
-        <w:spacing w:after="60" w:before="60"/>
-      </w:pPr>
-      <w:r>
-        <w:rPr>
-          <w:rFonts w:ascii="Aptos" w:cs="Aptos" w:eastAsia="Aptos" w:hAnsi="Aptos"/>
-          <w:color w:val="000000"/>
-          <w:sz w:val="24"/>
-          <w:szCs w:val="24"/>
-          <w:rtl w:val="false"/>
-        </w:rPr>
-        <w:t xml:space="preserve">Delivered the production Crutrade integration for authentication and OTP, account linking, collection exchange, purchase-ownership verification and request/response logging.</w:t>
-      </w:r>
-    </w:p>
-    <w:p>
-      <w:pPr>
-        <w:bidi w:val="false"/>
-        <w:spacing w:after="120" w:before="120" w:line="259.20000000000005"/>
-        <w:jc w:val="left"/>
-      </w:pPr>
-      <w:r>
-        <w:rPr>
-          <w:rFonts w:ascii="Aptos" w:cs="Aptos" w:eastAsia="Aptos" w:hAnsi="Aptos"/>
-          <w:b/>
-          <w:bCs/>
-          <w:color w:val="000000"/>
-          <w:sz w:val="24"/>
-          <w:szCs w:val="24"/>
-          <w:rtl w:val="false"/>
-        </w:rPr>
-        <w:t xml:space="preserve">Technologies:</w:t>
-      </w:r>
-      <w:r>
-        <w:rPr>
-          <w:rFonts w:ascii="Aptos" w:cs="Aptos" w:eastAsia="Aptos" w:hAnsi="Aptos"/>
-          <w:color w:val="000000"/>
-          <w:sz w:val="24"/>
-          <w:szCs w:val="24"/>
-          <w:rtl w:val="false"/>
-        </w:rPr>
-        <w:t xml:space="preserve"> PHP, Laravel, AWS EventBridge, queues, REST APIs, event-driven architecture</w:t>
-      </w:r>
-    </w:p>
-    <w:p>
-      <w:pPr>
-        <w:pStyle w:val="3"/>
-        <w:pStyle w:val="Heading3"/>
-        <w:bidi w:val="false"/>
-        <w:spacing w:after="120" w:before="240"/>
-        <w:keepNext/>
-      </w:pPr>
-      <w:bookmarkStart w:name="_Toc_airSlate_Senior_Software_Developer_7" w:id="1"/>
-      <w:r>
-        <w:rPr>
-          <w:rFonts w:ascii="Aptos" w:cs="Aptos" w:eastAsia="Aptos" w:hAnsi="Aptos"/>
-          <w:color w:val="000000"/>
-          <w:sz w:val="24"/>
-          <w:szCs w:val="24"/>
-          <w:rtl w:val="false"/>
-        </w:rPr>
-        <w:t xml:space="preserve">airSlate — Senior Software Developer</w:t>
-      </w:r>
-      <w:bookmarkEnd w:id="1"/>
-    </w:p>
-    <w:p>
-      <w:pPr>
-        <w:bidi w:val="false"/>
-        <w:spacing w:after="120" w:before="120" w:line="259.20000000000005"/>
-        <w:jc w:val="left"/>
-        <w:keepNext/>
-      </w:pPr>
-      <w:r>
-        <w:rPr>
-          <w:rFonts w:ascii="Aptos" w:cs="Aptos" w:eastAsia="Aptos" w:hAnsi="Aptos"/>
-          <w:color w:val="000000"/>
-          <w:sz w:val="24"/>
-          <w:szCs w:val="24"/>
-          <w:rtl w:val="false"/>
-        </w:rPr>
-        <w:t xml:space="preserve">February 2021 – August 2023</w:t>
-      </w:r>
-    </w:p>
-    <w:p>
-      <w:pPr>
-        <w:pStyle w:val="ListParagraph"/>
-        <w:numPr>
-          <w:ilvl w:val="0"/>
-          <w:numId w:val="1"/>
-        </w:numPr>
-        <w:bidi w:val="false"/>
-        <w:spacing w:after="60" w:before="60"/>
-      </w:pPr>
-      <w:r>
-        <w:rPr>
-          <w:rFonts w:ascii="Aptos" w:cs="Aptos" w:eastAsia="Aptos" w:hAnsi="Aptos"/>
-          <w:color w:val="000000"/>
-          <w:sz w:val="24"/>
-          <w:szCs w:val="24"/>
-          <w:rtl w:val="false"/>
-        </w:rPr>
-        <w:t xml:space="preserve">Reduced peak load on the main database by isolating bottlenecks and redistributing workload, improving stability during high-traffic periods.</w:t>
-      </w:r>
-    </w:p>
-    <w:p>
-      <w:pPr>
-        <w:pStyle w:val="ListParagraph"/>
-        <w:numPr>
-          <w:ilvl w:val="0"/>
-          <w:numId w:val="1"/>
-        </w:numPr>
-        <w:bidi w:val="false"/>
-        <w:spacing w:after="60" w:before="60"/>
-      </w:pPr>
-      <w:r>
-        <w:rPr>
-          <w:rFonts w:ascii="Aptos" w:cs="Aptos" w:eastAsia="Aptos" w:hAnsi="Aptos"/>
-          <w:color w:val="000000"/>
-          <w:sz w:val="24"/>
-          <w:szCs w:val="24"/>
-          <w:rtl w:val="false"/>
-        </w:rPr>
-        <w:t xml:space="preserve">Built a Laravel/Symfony logger package used across services and aligned it with the interservice communication standard.</w:t>
+        <w:t xml:space="preserve">Developed a Laravel/Symfony logger package aligned with the interservice communication standard, giving teams a shared logging implementation.</w:t>
       </w:r>
     </w:p>
     <w:p>

--- a/registry/jobs/2026-09-25_004218_slotcatalog_senior-php-developer_05157206-8864-4b3a-bb38-cb8d42304ac8/application/CV_ValentinNikolaev_slotcatalog_SeniorPHPDeveloper.docx
+++ b/registry/jobs/2026-09-25_004218_slotcatalog_senior-php-developer_05157206-8864-4b3a-bb38-cb8d42304ac8/application/CV_ValentinNikolaev_slotcatalog_SeniorPHPDeveloper.docx
@@ -55,7 +55,7 @@
         </w:rPr>
         <w:t xml:space="preserve">Rome, Italy | </w:t>
       </w:r>
-      <w:hyperlink w:history="1" r:id="rIdl1khs5myd9l_fvupfttbg">
+      <w:hyperlink w:history="1" r:id="rIdeiwck7bkrrb2nbsyhoy7c">
         <w:r>
           <w:rPr>
             <w:rFonts w:ascii="Aptos" w:cs="Aptos" w:eastAsia="Aptos" w:hAnsi="Aptos"/>
@@ -99,7 +99,7 @@
         </w:rPr>
         <w:t xml:space="preserve">LinkedIn: </w:t>
       </w:r>
-      <w:hyperlink w:history="1" r:id="rId8assdlj8qrpxigsi4itkl">
+      <w:hyperlink w:history="1" r:id="rId4-9knnnd3y0d4ruinmmox">
         <w:r>
           <w:rPr>
             <w:rFonts w:ascii="Aptos" w:cs="Aptos" w:eastAsia="Aptos" w:hAnsi="Aptos"/>
@@ -122,7 +122,7 @@
         </w:rPr>
         <w:t xml:space="preserve"> | GitHub: </w:t>
       </w:r>
-      <w:hyperlink w:history="1" r:id="rIdx8jmbxzq54kf1hxxxdnip">
+      <w:hyperlink w:history="1" r:id="rIdrmtjosolgte-q3wcfgmcv">
         <w:r>
           <w:rPr>
             <w:rFonts w:ascii="Aptos" w:cs="Aptos" w:eastAsia="Aptos" w:hAnsi="Aptos"/>
@@ -670,6 +670,27 @@
           <w:rtl w:val="false"/>
         </w:rPr>
         <w:t xml:space="preserve">Developed a Laravel/Symfony logger package aligned with the interservice communication standard, giving teams a shared logging implementation.</w:t>
+      </w:r>
+    </w:p>
+    <w:p>
+      <w:pPr>
+        <w:pStyle w:val="ListParagraph"/>
+        <w:numPr>
+          <w:ilvl w:val="0"/>
+          <w:numId w:val="1"/>
+        </w:numPr>
+        <w:bidi w:val="false"/>
+        <w:spacing w:after="60" w:before="60"/>
+      </w:pPr>
+      <w:r>
+        <w:rPr>
+          <w:rFonts w:ascii="Aptos" w:cs="Aptos" w:eastAsia="Aptos" w:hAnsi="Aptos"/>
+          <w:color w:val="000000"/>
+          <w:sz w:val="24"/>
+          <w:szCs w:val="24"/>
+          <w:rtl w:val="false"/>
+        </w:rPr>
+        <w:t xml:space="preserve">Led epic decomposition, task delegation, and release-backlog planning with the engineering team.</w:t>
       </w:r>
     </w:p>
     <w:p>
